--- a/Locust/Locust-Notes-02.docx
+++ b/Locust/Locust-Notes-02.docx
@@ -4,6 +4,9 @@
   <w:body>
     <w:p>
       <w:r>
+        <w:rPr>
+          <w:noProof/>
+        </w:rPr>
         <w:drawing>
           <wp:inline distT="0" distB="0" distL="0" distR="0" wp14:anchorId="0B5A2A53" wp14:editId="4BDD97CC">
             <wp:extent cx="5943600" cy="2512695"/>
@@ -52,6 +55,9 @@
     </w:p>
     <w:p>
       <w:r>
+        <w:rPr>
+          <w:noProof/>
+        </w:rPr>
         <w:drawing>
           <wp:inline distT="0" distB="0" distL="0" distR="0" wp14:anchorId="1CC90101" wp14:editId="3FBDC615">
             <wp:extent cx="5943600" cy="4297680"/>
@@ -100,6 +106,9 @@
     <w:p/>
     <w:p>
       <w:r>
+        <w:rPr>
+          <w:noProof/>
+        </w:rPr>
         <w:lastRenderedPageBreak/>
         <w:drawing>
           <wp:inline distT="0" distB="0" distL="0" distR="0" wp14:anchorId="2C6206D7" wp14:editId="1FD41220">
@@ -174,6 +183,9 @@
     </w:p>
     <w:p>
       <w:r>
+        <w:rPr>
+          <w:noProof/>
+        </w:rPr>
         <w:drawing>
           <wp:inline distT="0" distB="0" distL="0" distR="0" wp14:anchorId="2B13FDC6" wp14:editId="53038624">
             <wp:extent cx="5943600" cy="2442210"/>
@@ -217,6 +229,2630 @@
       </w:pPr>
       <w:r>
         <w:t>================================================</w:t>
+      </w:r>
+    </w:p>
+    <w:p>
+      <w:r>
+        <w:lastRenderedPageBreak/>
+        <w:drawing>
+          <wp:inline distT="0" distB="0" distL="0" distR="0" wp14:anchorId="47492570" wp14:editId="49120796">
+            <wp:extent cx="5943600" cy="3300730"/>
+            <wp:effectExtent l="0" t="0" r="0" b="0"/>
+            <wp:docPr id="980305454" name="Picture 1"/>
+            <wp:cNvGraphicFramePr>
+              <a:graphicFrameLocks xmlns:a="http://schemas.openxmlformats.org/drawingml/2006/main" noChangeAspect="1"/>
+            </wp:cNvGraphicFramePr>
+            <a:graphic xmlns:a="http://schemas.openxmlformats.org/drawingml/2006/main">
+              <a:graphicData uri="http://schemas.openxmlformats.org/drawingml/2006/picture">
+                <pic:pic xmlns:pic="http://schemas.openxmlformats.org/drawingml/2006/picture">
+                  <pic:nvPicPr>
+                    <pic:cNvPr id="980305454" name=""/>
+                    <pic:cNvPicPr/>
+                  </pic:nvPicPr>
+                  <pic:blipFill>
+                    <a:blip r:embed="rId8"/>
+                    <a:stretch>
+                      <a:fillRect/>
+                    </a:stretch>
+                  </pic:blipFill>
+                  <pic:spPr>
+                    <a:xfrm>
+                      <a:off x="0" y="0"/>
+                      <a:ext cx="5943600" cy="3300730"/>
+                    </a:xfrm>
+                    <a:prstGeom prst="rect">
+                      <a:avLst/>
+                    </a:prstGeom>
+                  </pic:spPr>
+                </pic:pic>
+              </a:graphicData>
+            </a:graphic>
+          </wp:inline>
+        </w:drawing>
+      </w:r>
+    </w:p>
+    <w:p>
+      <w:pPr>
+        <w:ind w:left="720" w:firstLine="720"/>
+      </w:pPr>
+      <w:r>
+        <w:t>================================================</w:t>
+      </w:r>
+    </w:p>
+    <w:p>
+      <w:pPr>
+        <w:shd w:val="clear" w:color="auto" w:fill="FFFFFF"/>
+        <w:spacing w:after="0" w:line="285" w:lineRule="atLeast"/>
+        <w:rPr>
+          <w:rFonts w:ascii="Consolas" w:eastAsia="Times New Roman" w:hAnsi="Consolas" w:cs="Times New Roman"/>
+          <w:color w:val="3B3B3B"/>
+          <w:kern w:val="0"/>
+          <w:sz w:val="21"/>
+          <w:szCs w:val="21"/>
+          <w14:ligatures w14:val="none"/>
+        </w:rPr>
+      </w:pPr>
+      <w:r>
+        <w:rPr>
+          <w:rFonts w:ascii="Consolas" w:eastAsia="Times New Roman" w:hAnsi="Consolas" w:cs="Times New Roman"/>
+          <w:color w:val="AF00DB"/>
+          <w:kern w:val="0"/>
+          <w:sz w:val="21"/>
+          <w:szCs w:val="21"/>
+          <w14:ligatures w14:val="none"/>
+        </w:rPr>
+        <w:t>from</w:t>
+      </w:r>
+      <w:r>
+        <w:rPr>
+          <w:rFonts w:ascii="Consolas" w:eastAsia="Times New Roman" w:hAnsi="Consolas" w:cs="Times New Roman"/>
+          <w:color w:val="3B3B3B"/>
+          <w:kern w:val="0"/>
+          <w:sz w:val="21"/>
+          <w:szCs w:val="21"/>
+          <w14:ligatures w14:val="none"/>
+        </w:rPr>
+        <w:t xml:space="preserve"> </w:t>
+      </w:r>
+      <w:r>
+        <w:rPr>
+          <w:rFonts w:ascii="Consolas" w:eastAsia="Times New Roman" w:hAnsi="Consolas" w:cs="Times New Roman"/>
+          <w:color w:val="267F99"/>
+          <w:kern w:val="0"/>
+          <w:sz w:val="21"/>
+          <w:szCs w:val="21"/>
+          <w14:ligatures w14:val="none"/>
+        </w:rPr>
+        <w:t>locust</w:t>
+      </w:r>
+      <w:r>
+        <w:rPr>
+          <w:rFonts w:ascii="Consolas" w:eastAsia="Times New Roman" w:hAnsi="Consolas" w:cs="Times New Roman"/>
+          <w:color w:val="3B3B3B"/>
+          <w:kern w:val="0"/>
+          <w:sz w:val="21"/>
+          <w:szCs w:val="21"/>
+          <w14:ligatures w14:val="none"/>
+        </w:rPr>
+        <w:t xml:space="preserve"> </w:t>
+      </w:r>
+      <w:r>
+        <w:rPr>
+          <w:rFonts w:ascii="Consolas" w:eastAsia="Times New Roman" w:hAnsi="Consolas" w:cs="Times New Roman"/>
+          <w:color w:val="AF00DB"/>
+          <w:kern w:val="0"/>
+          <w:sz w:val="21"/>
+          <w:szCs w:val="21"/>
+          <w14:ligatures w14:val="none"/>
+        </w:rPr>
+        <w:t>import</w:t>
+      </w:r>
+      <w:r>
+        <w:rPr>
+          <w:rFonts w:ascii="Consolas" w:eastAsia="Times New Roman" w:hAnsi="Consolas" w:cs="Times New Roman"/>
+          <w:color w:val="3B3B3B"/>
+          <w:kern w:val="0"/>
+          <w:sz w:val="21"/>
+          <w:szCs w:val="21"/>
+          <w14:ligatures w14:val="none"/>
+        </w:rPr>
+        <w:t xml:space="preserve"> </w:t>
+      </w:r>
+      <w:r>
+        <w:rPr>
+          <w:rFonts w:ascii="Consolas" w:eastAsia="Times New Roman" w:hAnsi="Consolas" w:cs="Times New Roman"/>
+          <w:color w:val="267F99"/>
+          <w:kern w:val="0"/>
+          <w:sz w:val="21"/>
+          <w:szCs w:val="21"/>
+          <w14:ligatures w14:val="none"/>
+        </w:rPr>
+        <w:t>HttpUser</w:t>
+      </w:r>
+      <w:r>
+        <w:rPr>
+          <w:rFonts w:ascii="Consolas" w:eastAsia="Times New Roman" w:hAnsi="Consolas" w:cs="Times New Roman"/>
+          <w:color w:val="3B3B3B"/>
+          <w:kern w:val="0"/>
+          <w:sz w:val="21"/>
+          <w:szCs w:val="21"/>
+          <w14:ligatures w14:val="none"/>
+        </w:rPr>
+        <w:t xml:space="preserve">, </w:t>
+      </w:r>
+      <w:r>
+        <w:rPr>
+          <w:rFonts w:ascii="Consolas" w:eastAsia="Times New Roman" w:hAnsi="Consolas" w:cs="Times New Roman"/>
+          <w:color w:val="795E26"/>
+          <w:kern w:val="0"/>
+          <w:sz w:val="21"/>
+          <w:szCs w:val="21"/>
+          <w14:ligatures w14:val="none"/>
+        </w:rPr>
+        <w:t>task</w:t>
+      </w:r>
+    </w:p>
+    <w:p>
+      <w:pPr>
+        <w:shd w:val="clear" w:color="auto" w:fill="FFFFFF"/>
+        <w:spacing w:after="0" w:line="285" w:lineRule="atLeast"/>
+        <w:rPr>
+          <w:rFonts w:ascii="Consolas" w:eastAsia="Times New Roman" w:hAnsi="Consolas" w:cs="Times New Roman"/>
+          <w:color w:val="3B3B3B"/>
+          <w:kern w:val="0"/>
+          <w:sz w:val="21"/>
+          <w:szCs w:val="21"/>
+          <w14:ligatures w14:val="none"/>
+        </w:rPr>
+      </w:pPr>
+      <w:r>
+        <w:rPr>
+          <w:rFonts w:ascii="Consolas" w:eastAsia="Times New Roman" w:hAnsi="Consolas" w:cs="Times New Roman"/>
+          <w:color w:val="AF00DB"/>
+          <w:kern w:val="0"/>
+          <w:sz w:val="21"/>
+          <w:szCs w:val="21"/>
+          <w14:ligatures w14:val="none"/>
+        </w:rPr>
+        <w:t>from</w:t>
+      </w:r>
+      <w:r>
+        <w:rPr>
+          <w:rFonts w:ascii="Consolas" w:eastAsia="Times New Roman" w:hAnsi="Consolas" w:cs="Times New Roman"/>
+          <w:color w:val="3B3B3B"/>
+          <w:kern w:val="0"/>
+          <w:sz w:val="21"/>
+          <w:szCs w:val="21"/>
+          <w14:ligatures w14:val="none"/>
+        </w:rPr>
+        <w:t xml:space="preserve"> </w:t>
+      </w:r>
+      <w:r>
+        <w:rPr>
+          <w:rFonts w:ascii="Consolas" w:eastAsia="Times New Roman" w:hAnsi="Consolas" w:cs="Times New Roman"/>
+          <w:color w:val="267F99"/>
+          <w:kern w:val="0"/>
+          <w:sz w:val="21"/>
+          <w:szCs w:val="21"/>
+          <w14:ligatures w14:val="none"/>
+        </w:rPr>
+        <w:t>urllib3</w:t>
+      </w:r>
+      <w:r>
+        <w:rPr>
+          <w:rFonts w:ascii="Consolas" w:eastAsia="Times New Roman" w:hAnsi="Consolas" w:cs="Times New Roman"/>
+          <w:color w:val="3B3B3B"/>
+          <w:kern w:val="0"/>
+          <w:sz w:val="21"/>
+          <w:szCs w:val="21"/>
+          <w14:ligatures w14:val="none"/>
+        </w:rPr>
+        <w:t xml:space="preserve"> </w:t>
+      </w:r>
+      <w:r>
+        <w:rPr>
+          <w:rFonts w:ascii="Consolas" w:eastAsia="Times New Roman" w:hAnsi="Consolas" w:cs="Times New Roman"/>
+          <w:color w:val="AF00DB"/>
+          <w:kern w:val="0"/>
+          <w:sz w:val="21"/>
+          <w:szCs w:val="21"/>
+          <w14:ligatures w14:val="none"/>
+        </w:rPr>
+        <w:t>import</w:t>
+      </w:r>
+      <w:r>
+        <w:rPr>
+          <w:rFonts w:ascii="Consolas" w:eastAsia="Times New Roman" w:hAnsi="Consolas" w:cs="Times New Roman"/>
+          <w:color w:val="3B3B3B"/>
+          <w:kern w:val="0"/>
+          <w:sz w:val="21"/>
+          <w:szCs w:val="21"/>
+          <w14:ligatures w14:val="none"/>
+        </w:rPr>
+        <w:t xml:space="preserve"> </w:t>
+      </w:r>
+      <w:r>
+        <w:rPr>
+          <w:rFonts w:ascii="Consolas" w:eastAsia="Times New Roman" w:hAnsi="Consolas" w:cs="Times New Roman"/>
+          <w:color w:val="267F99"/>
+          <w:kern w:val="0"/>
+          <w:sz w:val="21"/>
+          <w:szCs w:val="21"/>
+          <w14:ligatures w14:val="none"/>
+        </w:rPr>
+        <w:t>PoolManager</w:t>
+      </w:r>
+    </w:p>
+    <w:p>
+      <w:pPr>
+        <w:shd w:val="clear" w:color="auto" w:fill="FFFFFF"/>
+        <w:spacing w:after="0" w:line="285" w:lineRule="atLeast"/>
+        <w:rPr>
+          <w:rFonts w:ascii="Consolas" w:eastAsia="Times New Roman" w:hAnsi="Consolas" w:cs="Times New Roman"/>
+          <w:color w:val="3B3B3B"/>
+          <w:kern w:val="0"/>
+          <w:sz w:val="21"/>
+          <w:szCs w:val="21"/>
+          <w14:ligatures w14:val="none"/>
+        </w:rPr>
+      </w:pPr>
+    </w:p>
+    <w:p>
+      <w:pPr>
+        <w:shd w:val="clear" w:color="auto" w:fill="FFFFFF"/>
+        <w:spacing w:after="0" w:line="285" w:lineRule="atLeast"/>
+        <w:rPr>
+          <w:rFonts w:ascii="Consolas" w:eastAsia="Times New Roman" w:hAnsi="Consolas" w:cs="Times New Roman"/>
+          <w:color w:val="3B3B3B"/>
+          <w:kern w:val="0"/>
+          <w:sz w:val="21"/>
+          <w:szCs w:val="21"/>
+          <w14:ligatures w14:val="none"/>
+        </w:rPr>
+      </w:pPr>
+      <w:r>
+        <w:rPr>
+          <w:rFonts w:ascii="Consolas" w:eastAsia="Times New Roman" w:hAnsi="Consolas" w:cs="Times New Roman"/>
+          <w:color w:val="0000FF"/>
+          <w:kern w:val="0"/>
+          <w:sz w:val="21"/>
+          <w:szCs w:val="21"/>
+          <w14:ligatures w14:val="none"/>
+        </w:rPr>
+        <w:t>class</w:t>
+      </w:r>
+      <w:r>
+        <w:rPr>
+          <w:rFonts w:ascii="Consolas" w:eastAsia="Times New Roman" w:hAnsi="Consolas" w:cs="Times New Roman"/>
+          <w:color w:val="3B3B3B"/>
+          <w:kern w:val="0"/>
+          <w:sz w:val="21"/>
+          <w:szCs w:val="21"/>
+          <w14:ligatures w14:val="none"/>
+        </w:rPr>
+        <w:t xml:space="preserve"> </w:t>
+      </w:r>
+      <w:r>
+        <w:rPr>
+          <w:rFonts w:ascii="Consolas" w:eastAsia="Times New Roman" w:hAnsi="Consolas" w:cs="Times New Roman"/>
+          <w:color w:val="267F99"/>
+          <w:kern w:val="0"/>
+          <w:sz w:val="21"/>
+          <w:szCs w:val="21"/>
+          <w14:ligatures w14:val="none"/>
+        </w:rPr>
+        <w:t>TestConnectionPool</w:t>
+      </w:r>
+      <w:r>
+        <w:rPr>
+          <w:rFonts w:ascii="Consolas" w:eastAsia="Times New Roman" w:hAnsi="Consolas" w:cs="Times New Roman"/>
+          <w:color w:val="3B3B3B"/>
+          <w:kern w:val="0"/>
+          <w:sz w:val="21"/>
+          <w:szCs w:val="21"/>
+          <w14:ligatures w14:val="none"/>
+        </w:rPr>
+        <w:t>(</w:t>
+      </w:r>
+      <w:r>
+        <w:rPr>
+          <w:rFonts w:ascii="Consolas" w:eastAsia="Times New Roman" w:hAnsi="Consolas" w:cs="Times New Roman"/>
+          <w:color w:val="267F99"/>
+          <w:kern w:val="0"/>
+          <w:sz w:val="21"/>
+          <w:szCs w:val="21"/>
+          <w14:ligatures w14:val="none"/>
+        </w:rPr>
+        <w:t>HttpUser</w:t>
+      </w:r>
+      <w:r>
+        <w:rPr>
+          <w:rFonts w:ascii="Consolas" w:eastAsia="Times New Roman" w:hAnsi="Consolas" w:cs="Times New Roman"/>
+          <w:color w:val="3B3B3B"/>
+          <w:kern w:val="0"/>
+          <w:sz w:val="21"/>
+          <w:szCs w:val="21"/>
+          <w14:ligatures w14:val="none"/>
+        </w:rPr>
+        <w:t>):</w:t>
+      </w:r>
+    </w:p>
+    <w:p>
+      <w:pPr>
+        <w:shd w:val="clear" w:color="auto" w:fill="FFFFFF"/>
+        <w:spacing w:after="0" w:line="285" w:lineRule="atLeast"/>
+        <w:rPr>
+          <w:rFonts w:ascii="Consolas" w:eastAsia="Times New Roman" w:hAnsi="Consolas" w:cs="Times New Roman"/>
+          <w:color w:val="3B3B3B"/>
+          <w:kern w:val="0"/>
+          <w:sz w:val="21"/>
+          <w:szCs w:val="21"/>
+          <w14:ligatures w14:val="none"/>
+        </w:rPr>
+      </w:pPr>
+      <w:r>
+        <w:rPr>
+          <w:rFonts w:ascii="Consolas" w:eastAsia="Times New Roman" w:hAnsi="Consolas" w:cs="Times New Roman"/>
+          <w:color w:val="3B3B3B"/>
+          <w:kern w:val="0"/>
+          <w:sz w:val="21"/>
+          <w:szCs w:val="21"/>
+          <w14:ligatures w14:val="none"/>
+        </w:rPr>
+        <w:t xml:space="preserve">    </w:t>
+      </w:r>
+      <w:r>
+        <w:rPr>
+          <w:rFonts w:ascii="Consolas" w:eastAsia="Times New Roman" w:hAnsi="Consolas" w:cs="Times New Roman"/>
+          <w:color w:val="001080"/>
+          <w:kern w:val="0"/>
+          <w:sz w:val="21"/>
+          <w:szCs w:val="21"/>
+          <w14:ligatures w14:val="none"/>
+        </w:rPr>
+        <w:t>pool_manager</w:t>
+      </w:r>
+      <w:r>
+        <w:rPr>
+          <w:rFonts w:ascii="Consolas" w:eastAsia="Times New Roman" w:hAnsi="Consolas" w:cs="Times New Roman"/>
+          <w:color w:val="3B3B3B"/>
+          <w:kern w:val="0"/>
+          <w:sz w:val="21"/>
+          <w:szCs w:val="21"/>
+          <w14:ligatures w14:val="none"/>
+        </w:rPr>
+        <w:t xml:space="preserve"> </w:t>
+      </w:r>
+      <w:r>
+        <w:rPr>
+          <w:rFonts w:ascii="Consolas" w:eastAsia="Times New Roman" w:hAnsi="Consolas" w:cs="Times New Roman"/>
+          <w:color w:val="000000"/>
+          <w:kern w:val="0"/>
+          <w:sz w:val="21"/>
+          <w:szCs w:val="21"/>
+          <w14:ligatures w14:val="none"/>
+        </w:rPr>
+        <w:t>=</w:t>
+      </w:r>
+      <w:r>
+        <w:rPr>
+          <w:rFonts w:ascii="Consolas" w:eastAsia="Times New Roman" w:hAnsi="Consolas" w:cs="Times New Roman"/>
+          <w:color w:val="3B3B3B"/>
+          <w:kern w:val="0"/>
+          <w:sz w:val="21"/>
+          <w:szCs w:val="21"/>
+          <w14:ligatures w14:val="none"/>
+        </w:rPr>
+        <w:t xml:space="preserve"> </w:t>
+      </w:r>
+      <w:r>
+        <w:rPr>
+          <w:rFonts w:ascii="Consolas" w:eastAsia="Times New Roman" w:hAnsi="Consolas" w:cs="Times New Roman"/>
+          <w:color w:val="267F99"/>
+          <w:kern w:val="0"/>
+          <w:sz w:val="21"/>
+          <w:szCs w:val="21"/>
+          <w14:ligatures w14:val="none"/>
+        </w:rPr>
+        <w:t>PoolManager</w:t>
+      </w:r>
+      <w:r>
+        <w:rPr>
+          <w:rFonts w:ascii="Consolas" w:eastAsia="Times New Roman" w:hAnsi="Consolas" w:cs="Times New Roman"/>
+          <w:color w:val="3B3B3B"/>
+          <w:kern w:val="0"/>
+          <w:sz w:val="21"/>
+          <w:szCs w:val="21"/>
+          <w14:ligatures w14:val="none"/>
+        </w:rPr>
+        <w:t>(</w:t>
+      </w:r>
+      <w:r>
+        <w:rPr>
+          <w:rFonts w:ascii="Consolas" w:eastAsia="Times New Roman" w:hAnsi="Consolas" w:cs="Times New Roman"/>
+          <w:color w:val="001080"/>
+          <w:kern w:val="0"/>
+          <w:sz w:val="21"/>
+          <w:szCs w:val="21"/>
+          <w14:ligatures w14:val="none"/>
+        </w:rPr>
+        <w:t>maxsize</w:t>
+      </w:r>
+      <w:r>
+        <w:rPr>
+          <w:rFonts w:ascii="Consolas" w:eastAsia="Times New Roman" w:hAnsi="Consolas" w:cs="Times New Roman"/>
+          <w:color w:val="000000"/>
+          <w:kern w:val="0"/>
+          <w:sz w:val="21"/>
+          <w:szCs w:val="21"/>
+          <w14:ligatures w14:val="none"/>
+        </w:rPr>
+        <w:t>=</w:t>
+      </w:r>
+      <w:r>
+        <w:rPr>
+          <w:rFonts w:ascii="Consolas" w:eastAsia="Times New Roman" w:hAnsi="Consolas" w:cs="Times New Roman"/>
+          <w:color w:val="098658"/>
+          <w:kern w:val="0"/>
+          <w:sz w:val="21"/>
+          <w:szCs w:val="21"/>
+          <w14:ligatures w14:val="none"/>
+        </w:rPr>
+        <w:t>100</w:t>
+      </w:r>
+      <w:r>
+        <w:rPr>
+          <w:rFonts w:ascii="Consolas" w:eastAsia="Times New Roman" w:hAnsi="Consolas" w:cs="Times New Roman"/>
+          <w:color w:val="3B3B3B"/>
+          <w:kern w:val="0"/>
+          <w:sz w:val="21"/>
+          <w:szCs w:val="21"/>
+          <w14:ligatures w14:val="none"/>
+        </w:rPr>
+        <w:t xml:space="preserve">, </w:t>
+      </w:r>
+      <w:r>
+        <w:rPr>
+          <w:rFonts w:ascii="Consolas" w:eastAsia="Times New Roman" w:hAnsi="Consolas" w:cs="Times New Roman"/>
+          <w:color w:val="001080"/>
+          <w:kern w:val="0"/>
+          <w:sz w:val="21"/>
+          <w:szCs w:val="21"/>
+          <w14:ligatures w14:val="none"/>
+        </w:rPr>
+        <w:t>block</w:t>
+      </w:r>
+      <w:r>
+        <w:rPr>
+          <w:rFonts w:ascii="Consolas" w:eastAsia="Times New Roman" w:hAnsi="Consolas" w:cs="Times New Roman"/>
+          <w:color w:val="000000"/>
+          <w:kern w:val="0"/>
+          <w:sz w:val="21"/>
+          <w:szCs w:val="21"/>
+          <w14:ligatures w14:val="none"/>
+        </w:rPr>
+        <w:t>=</w:t>
+      </w:r>
+      <w:r>
+        <w:rPr>
+          <w:rFonts w:ascii="Consolas" w:eastAsia="Times New Roman" w:hAnsi="Consolas" w:cs="Times New Roman"/>
+          <w:color w:val="0000FF"/>
+          <w:kern w:val="0"/>
+          <w:sz w:val="21"/>
+          <w:szCs w:val="21"/>
+          <w14:ligatures w14:val="none"/>
+        </w:rPr>
+        <w:t>True</w:t>
+      </w:r>
+      <w:r>
+        <w:rPr>
+          <w:rFonts w:ascii="Consolas" w:eastAsia="Times New Roman" w:hAnsi="Consolas" w:cs="Times New Roman"/>
+          <w:color w:val="3B3B3B"/>
+          <w:kern w:val="0"/>
+          <w:sz w:val="21"/>
+          <w:szCs w:val="21"/>
+          <w14:ligatures w14:val="none"/>
+        </w:rPr>
+        <w:t>)</w:t>
+      </w:r>
+    </w:p>
+    <w:p>
+      <w:pPr>
+        <w:shd w:val="clear" w:color="auto" w:fill="FFFFFF"/>
+        <w:spacing w:after="0" w:line="285" w:lineRule="atLeast"/>
+        <w:rPr>
+          <w:rFonts w:ascii="Consolas" w:eastAsia="Times New Roman" w:hAnsi="Consolas" w:cs="Times New Roman"/>
+          <w:color w:val="3B3B3B"/>
+          <w:kern w:val="0"/>
+          <w:sz w:val="21"/>
+          <w:szCs w:val="21"/>
+          <w14:ligatures w14:val="none"/>
+        </w:rPr>
+      </w:pPr>
+      <w:r>
+        <w:rPr>
+          <w:rFonts w:ascii="Consolas" w:eastAsia="Times New Roman" w:hAnsi="Consolas" w:cs="Times New Roman"/>
+          <w:color w:val="3B3B3B"/>
+          <w:kern w:val="0"/>
+          <w:sz w:val="21"/>
+          <w:szCs w:val="21"/>
+          <w14:ligatures w14:val="none"/>
+        </w:rPr>
+        <w:t xml:space="preserve">    </w:t>
+      </w:r>
+      <w:r>
+        <w:rPr>
+          <w:rFonts w:ascii="Consolas" w:eastAsia="Times New Roman" w:hAnsi="Consolas" w:cs="Times New Roman"/>
+          <w:color w:val="795E26"/>
+          <w:kern w:val="0"/>
+          <w:sz w:val="21"/>
+          <w:szCs w:val="21"/>
+          <w14:ligatures w14:val="none"/>
+        </w:rPr>
+        <w:t>@task</w:t>
+      </w:r>
+    </w:p>
+    <w:p>
+      <w:pPr>
+        <w:shd w:val="clear" w:color="auto" w:fill="FFFFFF"/>
+        <w:spacing w:after="0" w:line="285" w:lineRule="atLeast"/>
+        <w:rPr>
+          <w:rFonts w:ascii="Consolas" w:eastAsia="Times New Roman" w:hAnsi="Consolas" w:cs="Times New Roman"/>
+          <w:color w:val="3B3B3B"/>
+          <w:kern w:val="0"/>
+          <w:sz w:val="21"/>
+          <w:szCs w:val="21"/>
+          <w14:ligatures w14:val="none"/>
+        </w:rPr>
+      </w:pPr>
+      <w:r>
+        <w:rPr>
+          <w:rFonts w:ascii="Consolas" w:eastAsia="Times New Roman" w:hAnsi="Consolas" w:cs="Times New Roman"/>
+          <w:color w:val="3B3B3B"/>
+          <w:kern w:val="0"/>
+          <w:sz w:val="21"/>
+          <w:szCs w:val="21"/>
+          <w14:ligatures w14:val="none"/>
+        </w:rPr>
+        <w:t xml:space="preserve">    </w:t>
+      </w:r>
+      <w:r>
+        <w:rPr>
+          <w:rFonts w:ascii="Consolas" w:eastAsia="Times New Roman" w:hAnsi="Consolas" w:cs="Times New Roman"/>
+          <w:color w:val="0000FF"/>
+          <w:kern w:val="0"/>
+          <w:sz w:val="21"/>
+          <w:szCs w:val="21"/>
+          <w14:ligatures w14:val="none"/>
+        </w:rPr>
+        <w:t>def</w:t>
+      </w:r>
+      <w:r>
+        <w:rPr>
+          <w:rFonts w:ascii="Consolas" w:eastAsia="Times New Roman" w:hAnsi="Consolas" w:cs="Times New Roman"/>
+          <w:color w:val="3B3B3B"/>
+          <w:kern w:val="0"/>
+          <w:sz w:val="21"/>
+          <w:szCs w:val="21"/>
+          <w14:ligatures w14:val="none"/>
+        </w:rPr>
+        <w:t xml:space="preserve"> </w:t>
+      </w:r>
+      <w:r>
+        <w:rPr>
+          <w:rFonts w:ascii="Consolas" w:eastAsia="Times New Roman" w:hAnsi="Consolas" w:cs="Times New Roman"/>
+          <w:color w:val="795E26"/>
+          <w:kern w:val="0"/>
+          <w:sz w:val="21"/>
+          <w:szCs w:val="21"/>
+          <w14:ligatures w14:val="none"/>
+        </w:rPr>
+        <w:t>get_hello_world</w:t>
+      </w:r>
+      <w:r>
+        <w:rPr>
+          <w:rFonts w:ascii="Consolas" w:eastAsia="Times New Roman" w:hAnsi="Consolas" w:cs="Times New Roman"/>
+          <w:color w:val="3B3B3B"/>
+          <w:kern w:val="0"/>
+          <w:sz w:val="21"/>
+          <w:szCs w:val="21"/>
+          <w14:ligatures w14:val="none"/>
+        </w:rPr>
+        <w:t>(</w:t>
+      </w:r>
+      <w:r>
+        <w:rPr>
+          <w:rFonts w:ascii="Consolas" w:eastAsia="Times New Roman" w:hAnsi="Consolas" w:cs="Times New Roman"/>
+          <w:color w:val="001080"/>
+          <w:kern w:val="0"/>
+          <w:sz w:val="21"/>
+          <w:szCs w:val="21"/>
+          <w14:ligatures w14:val="none"/>
+        </w:rPr>
+        <w:t>self</w:t>
+      </w:r>
+      <w:r>
+        <w:rPr>
+          <w:rFonts w:ascii="Consolas" w:eastAsia="Times New Roman" w:hAnsi="Consolas" w:cs="Times New Roman"/>
+          <w:color w:val="3B3B3B"/>
+          <w:kern w:val="0"/>
+          <w:sz w:val="21"/>
+          <w:szCs w:val="21"/>
+          <w14:ligatures w14:val="none"/>
+        </w:rPr>
+        <w:t>):</w:t>
+      </w:r>
+    </w:p>
+    <w:p>
+      <w:pPr>
+        <w:shd w:val="clear" w:color="auto" w:fill="FFFFFF"/>
+        <w:spacing w:after="0" w:line="285" w:lineRule="atLeast"/>
+        <w:rPr>
+          <w:rFonts w:ascii="Consolas" w:eastAsia="Times New Roman" w:hAnsi="Consolas" w:cs="Times New Roman"/>
+          <w:color w:val="3B3B3B"/>
+          <w:kern w:val="0"/>
+          <w:sz w:val="21"/>
+          <w:szCs w:val="21"/>
+          <w14:ligatures w14:val="none"/>
+        </w:rPr>
+      </w:pPr>
+      <w:r>
+        <w:rPr>
+          <w:rFonts w:ascii="Consolas" w:eastAsia="Times New Roman" w:hAnsi="Consolas" w:cs="Times New Roman"/>
+          <w:color w:val="3B3B3B"/>
+          <w:kern w:val="0"/>
+          <w:sz w:val="21"/>
+          <w:szCs w:val="21"/>
+          <w14:ligatures w14:val="none"/>
+        </w:rPr>
+        <w:t xml:space="preserve">        </w:t>
+      </w:r>
+      <w:r>
+        <w:rPr>
+          <w:rFonts w:ascii="Consolas" w:eastAsia="Times New Roman" w:hAnsi="Consolas" w:cs="Times New Roman"/>
+          <w:color w:val="001080"/>
+          <w:kern w:val="0"/>
+          <w:sz w:val="21"/>
+          <w:szCs w:val="21"/>
+          <w14:ligatures w14:val="none"/>
+        </w:rPr>
+        <w:t>self</w:t>
+      </w:r>
+      <w:r>
+        <w:rPr>
+          <w:rFonts w:ascii="Consolas" w:eastAsia="Times New Roman" w:hAnsi="Consolas" w:cs="Times New Roman"/>
+          <w:color w:val="3B3B3B"/>
+          <w:kern w:val="0"/>
+          <w:sz w:val="21"/>
+          <w:szCs w:val="21"/>
+          <w14:ligatures w14:val="none"/>
+        </w:rPr>
+        <w:t>.</w:t>
+      </w:r>
+      <w:r>
+        <w:rPr>
+          <w:rFonts w:ascii="Consolas" w:eastAsia="Times New Roman" w:hAnsi="Consolas" w:cs="Times New Roman"/>
+          <w:color w:val="001080"/>
+          <w:kern w:val="0"/>
+          <w:sz w:val="21"/>
+          <w:szCs w:val="21"/>
+          <w14:ligatures w14:val="none"/>
+        </w:rPr>
+        <w:t>client</w:t>
+      </w:r>
+      <w:r>
+        <w:rPr>
+          <w:rFonts w:ascii="Consolas" w:eastAsia="Times New Roman" w:hAnsi="Consolas" w:cs="Times New Roman"/>
+          <w:color w:val="3B3B3B"/>
+          <w:kern w:val="0"/>
+          <w:sz w:val="21"/>
+          <w:szCs w:val="21"/>
+          <w14:ligatures w14:val="none"/>
+        </w:rPr>
+        <w:t>.</w:t>
+      </w:r>
+      <w:r>
+        <w:rPr>
+          <w:rFonts w:ascii="Consolas" w:eastAsia="Times New Roman" w:hAnsi="Consolas" w:cs="Times New Roman"/>
+          <w:color w:val="795E26"/>
+          <w:kern w:val="0"/>
+          <w:sz w:val="21"/>
+          <w:szCs w:val="21"/>
+          <w14:ligatures w14:val="none"/>
+        </w:rPr>
+        <w:t>get</w:t>
+      </w:r>
+      <w:r>
+        <w:rPr>
+          <w:rFonts w:ascii="Consolas" w:eastAsia="Times New Roman" w:hAnsi="Consolas" w:cs="Times New Roman"/>
+          <w:color w:val="3B3B3B"/>
+          <w:kern w:val="0"/>
+          <w:sz w:val="21"/>
+          <w:szCs w:val="21"/>
+          <w14:ligatures w14:val="none"/>
+        </w:rPr>
+        <w:t>(</w:t>
+      </w:r>
+      <w:r>
+        <w:rPr>
+          <w:rFonts w:ascii="Consolas" w:eastAsia="Times New Roman" w:hAnsi="Consolas" w:cs="Times New Roman"/>
+          <w:color w:val="A31515"/>
+          <w:kern w:val="0"/>
+          <w:sz w:val="21"/>
+          <w:szCs w:val="21"/>
+          <w14:ligatures w14:val="none"/>
+        </w:rPr>
+        <w:t>'/'</w:t>
+      </w:r>
+      <w:r>
+        <w:rPr>
+          <w:rFonts w:ascii="Consolas" w:eastAsia="Times New Roman" w:hAnsi="Consolas" w:cs="Times New Roman"/>
+          <w:color w:val="3B3B3B"/>
+          <w:kern w:val="0"/>
+          <w:sz w:val="21"/>
+          <w:szCs w:val="21"/>
+          <w14:ligatures w14:val="none"/>
+        </w:rPr>
+        <w:t>)</w:t>
+      </w:r>
+    </w:p>
+    <w:p>
+      <w:pPr>
+        <w:ind w:left="720" w:firstLine="720"/>
+      </w:pPr>
+      <w:r>
+        <w:t>================================================</w:t>
+      </w:r>
+    </w:p>
+    <w:p>
+      <w:r>
+        <w:drawing>
+          <wp:inline distT="0" distB="0" distL="0" distR="0" wp14:anchorId="7BBC3AA2" wp14:editId="22B2420C">
+            <wp:extent cx="6400800" cy="2385060"/>
+            <wp:effectExtent l="0" t="0" r="0" b="0"/>
+            <wp:docPr id="2119838234" name="Picture 1"/>
+            <wp:cNvGraphicFramePr>
+              <a:graphicFrameLocks xmlns:a="http://schemas.openxmlformats.org/drawingml/2006/main" noChangeAspect="1"/>
+            </wp:cNvGraphicFramePr>
+            <a:graphic xmlns:a="http://schemas.openxmlformats.org/drawingml/2006/main">
+              <a:graphicData uri="http://schemas.openxmlformats.org/drawingml/2006/picture">
+                <pic:pic xmlns:pic="http://schemas.openxmlformats.org/drawingml/2006/picture">
+                  <pic:nvPicPr>
+                    <pic:cNvPr id="2119838234" name=""/>
+                    <pic:cNvPicPr/>
+                  </pic:nvPicPr>
+                  <pic:blipFill>
+                    <a:blip r:embed="rId9"/>
+                    <a:stretch>
+                      <a:fillRect/>
+                    </a:stretch>
+                  </pic:blipFill>
+                  <pic:spPr>
+                    <a:xfrm>
+                      <a:off x="0" y="0"/>
+                      <a:ext cx="6414449" cy="2390146"/>
+                    </a:xfrm>
+                    <a:prstGeom prst="rect">
+                      <a:avLst/>
+                    </a:prstGeom>
+                  </pic:spPr>
+                </pic:pic>
+              </a:graphicData>
+            </a:graphic>
+          </wp:inline>
+        </w:drawing>
+      </w:r>
+    </w:p>
+    <w:p>
+      <w:pPr>
+        <w:ind w:left="720" w:firstLine="720"/>
+      </w:pPr>
+      <w:r>
+        <w:t>================================================</w:t>
+      </w:r>
+    </w:p>
+    <w:p>
+      <w:r>
+        <w:lastRenderedPageBreak/>
+        <w:drawing>
+          <wp:inline distT="0" distB="0" distL="0" distR="0" wp14:anchorId="4A9290F9" wp14:editId="266C96E9">
+            <wp:extent cx="4610100" cy="3428516"/>
+            <wp:effectExtent l="0" t="0" r="0" b="635"/>
+            <wp:docPr id="1352828472" name="Picture 1"/>
+            <wp:cNvGraphicFramePr>
+              <a:graphicFrameLocks xmlns:a="http://schemas.openxmlformats.org/drawingml/2006/main" noChangeAspect="1"/>
+            </wp:cNvGraphicFramePr>
+            <a:graphic xmlns:a="http://schemas.openxmlformats.org/drawingml/2006/main">
+              <a:graphicData uri="http://schemas.openxmlformats.org/drawingml/2006/picture">
+                <pic:pic xmlns:pic="http://schemas.openxmlformats.org/drawingml/2006/picture">
+                  <pic:nvPicPr>
+                    <pic:cNvPr id="1352828472" name=""/>
+                    <pic:cNvPicPr/>
+                  </pic:nvPicPr>
+                  <pic:blipFill>
+                    <a:blip r:embed="rId10"/>
+                    <a:stretch>
+                      <a:fillRect/>
+                    </a:stretch>
+                  </pic:blipFill>
+                  <pic:spPr>
+                    <a:xfrm>
+                      <a:off x="0" y="0"/>
+                      <a:ext cx="4615261" cy="3432354"/>
+                    </a:xfrm>
+                    <a:prstGeom prst="rect">
+                      <a:avLst/>
+                    </a:prstGeom>
+                  </pic:spPr>
+                </pic:pic>
+              </a:graphicData>
+            </a:graphic>
+          </wp:inline>
+        </w:drawing>
+      </w:r>
+    </w:p>
+    <w:p>
+      <w:pPr>
+        <w:ind w:left="720" w:firstLine="720"/>
+      </w:pPr>
+      <w:r>
+        <w:t>================================================</w:t>
+      </w:r>
+    </w:p>
+    <w:p>
+      <w:r>
+        <w:drawing>
+          <wp:inline distT="0" distB="0" distL="0" distR="0" wp14:anchorId="07629639" wp14:editId="4F4FC77C">
+            <wp:extent cx="6240780" cy="2209523"/>
+            <wp:effectExtent l="0" t="0" r="7620" b="635"/>
+            <wp:docPr id="1801937234" name="Picture 1"/>
+            <wp:cNvGraphicFramePr>
+              <a:graphicFrameLocks xmlns:a="http://schemas.openxmlformats.org/drawingml/2006/main" noChangeAspect="1"/>
+            </wp:cNvGraphicFramePr>
+            <a:graphic xmlns:a="http://schemas.openxmlformats.org/drawingml/2006/main">
+              <a:graphicData uri="http://schemas.openxmlformats.org/drawingml/2006/picture">
+                <pic:pic xmlns:pic="http://schemas.openxmlformats.org/drawingml/2006/picture">
+                  <pic:nvPicPr>
+                    <pic:cNvPr id="1801937234" name=""/>
+                    <pic:cNvPicPr/>
+                  </pic:nvPicPr>
+                  <pic:blipFill>
+                    <a:blip r:embed="rId11"/>
+                    <a:stretch>
+                      <a:fillRect/>
+                    </a:stretch>
+                  </pic:blipFill>
+                  <pic:spPr>
+                    <a:xfrm>
+                      <a:off x="0" y="0"/>
+                      <a:ext cx="6266614" cy="2218669"/>
+                    </a:xfrm>
+                    <a:prstGeom prst="rect">
+                      <a:avLst/>
+                    </a:prstGeom>
+                  </pic:spPr>
+                </pic:pic>
+              </a:graphicData>
+            </a:graphic>
+          </wp:inline>
+        </w:drawing>
+      </w:r>
+    </w:p>
+    <w:p>
+      <w:pPr>
+        <w:ind w:left="720" w:firstLine="720"/>
+      </w:pPr>
+      <w:r>
+        <w:t>================================================</w:t>
+      </w:r>
+    </w:p>
+    <w:p>
+      <w:r>
+        <w:lastRenderedPageBreak/>
+        <w:drawing>
+          <wp:inline distT="0" distB="0" distL="0" distR="0" wp14:anchorId="57D11B4E" wp14:editId="1329CE06">
+            <wp:extent cx="6469380" cy="3497117"/>
+            <wp:effectExtent l="0" t="0" r="7620" b="8255"/>
+            <wp:docPr id="1419899728" name="Picture 1"/>
+            <wp:cNvGraphicFramePr>
+              <a:graphicFrameLocks xmlns:a="http://schemas.openxmlformats.org/drawingml/2006/main" noChangeAspect="1"/>
+            </wp:cNvGraphicFramePr>
+            <a:graphic xmlns:a="http://schemas.openxmlformats.org/drawingml/2006/main">
+              <a:graphicData uri="http://schemas.openxmlformats.org/drawingml/2006/picture">
+                <pic:pic xmlns:pic="http://schemas.openxmlformats.org/drawingml/2006/picture">
+                  <pic:nvPicPr>
+                    <pic:cNvPr id="1419899728" name=""/>
+                    <pic:cNvPicPr/>
+                  </pic:nvPicPr>
+                  <pic:blipFill>
+                    <a:blip r:embed="rId12"/>
+                    <a:stretch>
+                      <a:fillRect/>
+                    </a:stretch>
+                  </pic:blipFill>
+                  <pic:spPr>
+                    <a:xfrm>
+                      <a:off x="0" y="0"/>
+                      <a:ext cx="6480989" cy="3503392"/>
+                    </a:xfrm>
+                    <a:prstGeom prst="rect">
+                      <a:avLst/>
+                    </a:prstGeom>
+                  </pic:spPr>
+                </pic:pic>
+              </a:graphicData>
+            </a:graphic>
+          </wp:inline>
+        </w:drawing>
+      </w:r>
+    </w:p>
+    <w:p>
+      <w:pPr>
+        <w:ind w:left="720" w:firstLine="720"/>
+      </w:pPr>
+      <w:r>
+        <w:t>================================================</w:t>
+      </w:r>
+    </w:p>
+    <w:p>
+      <w:r>
+        <w:drawing>
+          <wp:inline distT="0" distB="0" distL="0" distR="0" wp14:anchorId="33B5EE7B" wp14:editId="4C8C01C5">
+            <wp:extent cx="6431280" cy="3538220"/>
+            <wp:effectExtent l="0" t="0" r="7620" b="5080"/>
+            <wp:docPr id="1573476865" name="Picture 1"/>
+            <wp:cNvGraphicFramePr>
+              <a:graphicFrameLocks xmlns:a="http://schemas.openxmlformats.org/drawingml/2006/main" noChangeAspect="1"/>
+            </wp:cNvGraphicFramePr>
+            <a:graphic xmlns:a="http://schemas.openxmlformats.org/drawingml/2006/main">
+              <a:graphicData uri="http://schemas.openxmlformats.org/drawingml/2006/picture">
+                <pic:pic xmlns:pic="http://schemas.openxmlformats.org/drawingml/2006/picture">
+                  <pic:nvPicPr>
+                    <pic:cNvPr id="1573476865" name=""/>
+                    <pic:cNvPicPr/>
+                  </pic:nvPicPr>
+                  <pic:blipFill>
+                    <a:blip r:embed="rId13"/>
+                    <a:stretch>
+                      <a:fillRect/>
+                    </a:stretch>
+                  </pic:blipFill>
+                  <pic:spPr>
+                    <a:xfrm>
+                      <a:off x="0" y="0"/>
+                      <a:ext cx="6435818" cy="3540717"/>
+                    </a:xfrm>
+                    <a:prstGeom prst="rect">
+                      <a:avLst/>
+                    </a:prstGeom>
+                  </pic:spPr>
+                </pic:pic>
+              </a:graphicData>
+            </a:graphic>
+          </wp:inline>
+        </w:drawing>
+      </w:r>
+    </w:p>
+    <w:p>
+      <w:pPr>
+        <w:ind w:left="720" w:firstLine="720"/>
+      </w:pPr>
+      <w:r>
+        <w:t>================================================</w:t>
+      </w:r>
+    </w:p>
+    <w:p>
+      <w:r>
+        <w:lastRenderedPageBreak/>
+        <w:t xml:space="preserve">For all configuration: </w:t>
+      </w:r>
+      <w:hyperlink r:id="rId14" w:history="1">
+        <w:r>
+          <w:rPr>
+            <w:rStyle w:val="Hyperlink"/>
+          </w:rPr>
+          <w:t>https://docs.locust.io/en/stable/configuration.html#all-available-configuration-options</w:t>
+        </w:r>
+      </w:hyperlink>
+      <w:r>
+        <w:t>.</w:t>
+      </w:r>
+    </w:p>
+    <w:p>
+      <w:pPr>
+        <w:ind w:left="720" w:firstLine="720"/>
+      </w:pPr>
+      <w:r>
+        <w:t>================================================</w:t>
+      </w:r>
+    </w:p>
+    <w:p>
+      <w:r>
+        <w:drawing>
+          <wp:inline distT="0" distB="0" distL="0" distR="0" wp14:anchorId="0237A28E" wp14:editId="71E69FFE">
+            <wp:extent cx="5943600" cy="4472940"/>
+            <wp:effectExtent l="0" t="0" r="0" b="3810"/>
+            <wp:docPr id="823249302" name="Picture 1"/>
+            <wp:cNvGraphicFramePr>
+              <a:graphicFrameLocks xmlns:a="http://schemas.openxmlformats.org/drawingml/2006/main" noChangeAspect="1"/>
+            </wp:cNvGraphicFramePr>
+            <a:graphic xmlns:a="http://schemas.openxmlformats.org/drawingml/2006/main">
+              <a:graphicData uri="http://schemas.openxmlformats.org/drawingml/2006/picture">
+                <pic:pic xmlns:pic="http://schemas.openxmlformats.org/drawingml/2006/picture">
+                  <pic:nvPicPr>
+                    <pic:cNvPr id="823249302" name=""/>
+                    <pic:cNvPicPr/>
+                  </pic:nvPicPr>
+                  <pic:blipFill>
+                    <a:blip r:embed="rId15"/>
+                    <a:stretch>
+                      <a:fillRect/>
+                    </a:stretch>
+                  </pic:blipFill>
+                  <pic:spPr>
+                    <a:xfrm>
+                      <a:off x="0" y="0"/>
+                      <a:ext cx="5943600" cy="4472940"/>
+                    </a:xfrm>
+                    <a:prstGeom prst="rect">
+                      <a:avLst/>
+                    </a:prstGeom>
+                  </pic:spPr>
+                </pic:pic>
+              </a:graphicData>
+            </a:graphic>
+          </wp:inline>
+        </w:drawing>
+      </w:r>
+    </w:p>
+    <w:p>
+      <w:pPr>
+        <w:ind w:left="720" w:firstLine="720"/>
+      </w:pPr>
+      <w:r>
+        <w:t>================================================</w:t>
+      </w:r>
+    </w:p>
+    <w:p>
+      <w:r>
+        <w:drawing>
+          <wp:inline distT="0" distB="0" distL="0" distR="0" wp14:anchorId="5BA3EF14" wp14:editId="0FA2133F">
+            <wp:extent cx="6675120" cy="845820"/>
+            <wp:effectExtent l="0" t="0" r="0" b="0"/>
+            <wp:docPr id="1273120534" name="Picture 1"/>
+            <wp:cNvGraphicFramePr>
+              <a:graphicFrameLocks xmlns:a="http://schemas.openxmlformats.org/drawingml/2006/main" noChangeAspect="1"/>
+            </wp:cNvGraphicFramePr>
+            <a:graphic xmlns:a="http://schemas.openxmlformats.org/drawingml/2006/main">
+              <a:graphicData uri="http://schemas.openxmlformats.org/drawingml/2006/picture">
+                <pic:pic xmlns:pic="http://schemas.openxmlformats.org/drawingml/2006/picture">
+                  <pic:nvPicPr>
+                    <pic:cNvPr id="1273120534" name=""/>
+                    <pic:cNvPicPr/>
+                  </pic:nvPicPr>
+                  <pic:blipFill>
+                    <a:blip r:embed="rId16"/>
+                    <a:stretch>
+                      <a:fillRect/>
+                    </a:stretch>
+                  </pic:blipFill>
+                  <pic:spPr>
+                    <a:xfrm>
+                      <a:off x="0" y="0"/>
+                      <a:ext cx="6675120" cy="845820"/>
+                    </a:xfrm>
+                    <a:prstGeom prst="rect">
+                      <a:avLst/>
+                    </a:prstGeom>
+                  </pic:spPr>
+                </pic:pic>
+              </a:graphicData>
+            </a:graphic>
+          </wp:inline>
+        </w:drawing>
+      </w:r>
+    </w:p>
+    <w:p>
+      <w:pPr>
+        <w:ind w:left="720" w:firstLine="720"/>
+      </w:pPr>
+      <w:r>
+        <w:t>================================================</w:t>
+      </w:r>
+    </w:p>
+    <w:p>
+      <w:r>
+        <w:lastRenderedPageBreak/>
+        <w:drawing>
+          <wp:inline distT="0" distB="0" distL="0" distR="0" wp14:anchorId="120847B0" wp14:editId="780204DE">
+            <wp:extent cx="5943600" cy="2993390"/>
+            <wp:effectExtent l="0" t="0" r="0" b="0"/>
+            <wp:docPr id="435640032" name="Picture 1"/>
+            <wp:cNvGraphicFramePr>
+              <a:graphicFrameLocks xmlns:a="http://schemas.openxmlformats.org/drawingml/2006/main" noChangeAspect="1"/>
+            </wp:cNvGraphicFramePr>
+            <a:graphic xmlns:a="http://schemas.openxmlformats.org/drawingml/2006/main">
+              <a:graphicData uri="http://schemas.openxmlformats.org/drawingml/2006/picture">
+                <pic:pic xmlns:pic="http://schemas.openxmlformats.org/drawingml/2006/picture">
+                  <pic:nvPicPr>
+                    <pic:cNvPr id="435640032" name=""/>
+                    <pic:cNvPicPr/>
+                  </pic:nvPicPr>
+                  <pic:blipFill>
+                    <a:blip r:embed="rId17"/>
+                    <a:stretch>
+                      <a:fillRect/>
+                    </a:stretch>
+                  </pic:blipFill>
+                  <pic:spPr>
+                    <a:xfrm>
+                      <a:off x="0" y="0"/>
+                      <a:ext cx="5943600" cy="2993390"/>
+                    </a:xfrm>
+                    <a:prstGeom prst="rect">
+                      <a:avLst/>
+                    </a:prstGeom>
+                  </pic:spPr>
+                </pic:pic>
+              </a:graphicData>
+            </a:graphic>
+          </wp:inline>
+        </w:drawing>
+      </w:r>
+    </w:p>
+    <w:p>
+      <w:pPr>
+        <w:ind w:left="720" w:firstLine="720"/>
+      </w:pPr>
+      <w:r>
+        <w:t>================================================</w:t>
+      </w:r>
+    </w:p>
+    <w:p>
+      <w:r>
+        <w:drawing>
+          <wp:inline distT="0" distB="0" distL="0" distR="0" wp14:anchorId="58987DC1" wp14:editId="1059327C">
+            <wp:extent cx="6278880" cy="2982595"/>
+            <wp:effectExtent l="0" t="0" r="7620" b="8255"/>
+            <wp:docPr id="492410574" name="Picture 1"/>
+            <wp:cNvGraphicFramePr>
+              <a:graphicFrameLocks xmlns:a="http://schemas.openxmlformats.org/drawingml/2006/main" noChangeAspect="1"/>
+            </wp:cNvGraphicFramePr>
+            <a:graphic xmlns:a="http://schemas.openxmlformats.org/drawingml/2006/main">
+              <a:graphicData uri="http://schemas.openxmlformats.org/drawingml/2006/picture">
+                <pic:pic xmlns:pic="http://schemas.openxmlformats.org/drawingml/2006/picture">
+                  <pic:nvPicPr>
+                    <pic:cNvPr id="492410574" name=""/>
+                    <pic:cNvPicPr/>
+                  </pic:nvPicPr>
+                  <pic:blipFill>
+                    <a:blip r:embed="rId18"/>
+                    <a:stretch>
+                      <a:fillRect/>
+                    </a:stretch>
+                  </pic:blipFill>
+                  <pic:spPr>
+                    <a:xfrm>
+                      <a:off x="0" y="0"/>
+                      <a:ext cx="6278880" cy="2982595"/>
+                    </a:xfrm>
+                    <a:prstGeom prst="rect">
+                      <a:avLst/>
+                    </a:prstGeom>
+                  </pic:spPr>
+                </pic:pic>
+              </a:graphicData>
+            </a:graphic>
+          </wp:inline>
+        </w:drawing>
+      </w:r>
+    </w:p>
+    <w:p>
+      <w:pPr>
+        <w:ind w:left="720" w:firstLine="720"/>
+      </w:pPr>
+      <w:r>
+        <w:t>================================================</w:t>
+      </w:r>
+    </w:p>
+    <w:p>
+      <w:r>
+        <w:lastRenderedPageBreak/>
+        <w:drawing>
+          <wp:inline distT="0" distB="0" distL="0" distR="0" wp14:anchorId="3129ED14" wp14:editId="0F110B19">
+            <wp:extent cx="5943600" cy="3009265"/>
+            <wp:effectExtent l="0" t="0" r="0" b="635"/>
+            <wp:docPr id="1135015945" name="Picture 1"/>
+            <wp:cNvGraphicFramePr>
+              <a:graphicFrameLocks xmlns:a="http://schemas.openxmlformats.org/drawingml/2006/main" noChangeAspect="1"/>
+            </wp:cNvGraphicFramePr>
+            <a:graphic xmlns:a="http://schemas.openxmlformats.org/drawingml/2006/main">
+              <a:graphicData uri="http://schemas.openxmlformats.org/drawingml/2006/picture">
+                <pic:pic xmlns:pic="http://schemas.openxmlformats.org/drawingml/2006/picture">
+                  <pic:nvPicPr>
+                    <pic:cNvPr id="1135015945" name=""/>
+                    <pic:cNvPicPr/>
+                  </pic:nvPicPr>
+                  <pic:blipFill>
+                    <a:blip r:embed="rId19"/>
+                    <a:stretch>
+                      <a:fillRect/>
+                    </a:stretch>
+                  </pic:blipFill>
+                  <pic:spPr>
+                    <a:xfrm>
+                      <a:off x="0" y="0"/>
+                      <a:ext cx="5943600" cy="3009265"/>
+                    </a:xfrm>
+                    <a:prstGeom prst="rect">
+                      <a:avLst/>
+                    </a:prstGeom>
+                  </pic:spPr>
+                </pic:pic>
+              </a:graphicData>
+            </a:graphic>
+          </wp:inline>
+        </w:drawing>
+      </w:r>
+    </w:p>
+    <w:p>
+      <w:pPr>
+        <w:ind w:left="720" w:firstLine="720"/>
+      </w:pPr>
+      <w:r>
+        <w:t>================================================</w:t>
+      </w:r>
+    </w:p>
+    <w:p>
+      <w:pPr>
+        <w:shd w:val="clear" w:color="auto" w:fill="FFFFFF"/>
+        <w:spacing w:after="0" w:line="285" w:lineRule="atLeast"/>
+        <w:rPr>
+          <w:rFonts w:ascii="Consolas" w:eastAsia="Times New Roman" w:hAnsi="Consolas" w:cs="Times New Roman"/>
+          <w:color w:val="3B3B3B"/>
+          <w:kern w:val="0"/>
+          <w:sz w:val="21"/>
+          <w:szCs w:val="21"/>
+          <w14:ligatures w14:val="none"/>
+        </w:rPr>
+      </w:pPr>
+      <w:r>
+        <w:rPr>
+          <w:rFonts w:ascii="Consolas" w:eastAsia="Times New Roman" w:hAnsi="Consolas" w:cs="Times New Roman"/>
+          <w:color w:val="AF00DB"/>
+          <w:kern w:val="0"/>
+          <w:sz w:val="21"/>
+          <w:szCs w:val="21"/>
+          <w14:ligatures w14:val="none"/>
+        </w:rPr>
+        <w:t>from</w:t>
+      </w:r>
+      <w:r>
+        <w:rPr>
+          <w:rFonts w:ascii="Consolas" w:eastAsia="Times New Roman" w:hAnsi="Consolas" w:cs="Times New Roman"/>
+          <w:color w:val="3B3B3B"/>
+          <w:kern w:val="0"/>
+          <w:sz w:val="21"/>
+          <w:szCs w:val="21"/>
+          <w14:ligatures w14:val="none"/>
+        </w:rPr>
+        <w:t xml:space="preserve"> </w:t>
+      </w:r>
+      <w:r>
+        <w:rPr>
+          <w:rFonts w:ascii="Consolas" w:eastAsia="Times New Roman" w:hAnsi="Consolas" w:cs="Times New Roman"/>
+          <w:color w:val="267F99"/>
+          <w:kern w:val="0"/>
+          <w:sz w:val="21"/>
+          <w:szCs w:val="21"/>
+          <w14:ligatures w14:val="none"/>
+        </w:rPr>
+        <w:t>locust</w:t>
+      </w:r>
+      <w:r>
+        <w:rPr>
+          <w:rFonts w:ascii="Consolas" w:eastAsia="Times New Roman" w:hAnsi="Consolas" w:cs="Times New Roman"/>
+          <w:color w:val="3B3B3B"/>
+          <w:kern w:val="0"/>
+          <w:sz w:val="21"/>
+          <w:szCs w:val="21"/>
+          <w14:ligatures w14:val="none"/>
+        </w:rPr>
+        <w:t xml:space="preserve"> </w:t>
+      </w:r>
+      <w:r>
+        <w:rPr>
+          <w:rFonts w:ascii="Consolas" w:eastAsia="Times New Roman" w:hAnsi="Consolas" w:cs="Times New Roman"/>
+          <w:color w:val="AF00DB"/>
+          <w:kern w:val="0"/>
+          <w:sz w:val="21"/>
+          <w:szCs w:val="21"/>
+          <w14:ligatures w14:val="none"/>
+        </w:rPr>
+        <w:t>import</w:t>
+      </w:r>
+      <w:r>
+        <w:rPr>
+          <w:rFonts w:ascii="Consolas" w:eastAsia="Times New Roman" w:hAnsi="Consolas" w:cs="Times New Roman"/>
+          <w:color w:val="3B3B3B"/>
+          <w:kern w:val="0"/>
+          <w:sz w:val="21"/>
+          <w:szCs w:val="21"/>
+          <w14:ligatures w14:val="none"/>
+        </w:rPr>
+        <w:t xml:space="preserve"> </w:t>
+      </w:r>
+      <w:r>
+        <w:rPr>
+          <w:rFonts w:ascii="Consolas" w:eastAsia="Times New Roman" w:hAnsi="Consolas" w:cs="Times New Roman"/>
+          <w:color w:val="795E26"/>
+          <w:kern w:val="0"/>
+          <w:sz w:val="21"/>
+          <w:szCs w:val="21"/>
+          <w14:ligatures w14:val="none"/>
+        </w:rPr>
+        <w:t>task</w:t>
+      </w:r>
+      <w:r>
+        <w:rPr>
+          <w:rFonts w:ascii="Consolas" w:eastAsia="Times New Roman" w:hAnsi="Consolas" w:cs="Times New Roman"/>
+          <w:color w:val="3B3B3B"/>
+          <w:kern w:val="0"/>
+          <w:sz w:val="21"/>
+          <w:szCs w:val="21"/>
+          <w14:ligatures w14:val="none"/>
+        </w:rPr>
+        <w:t xml:space="preserve">, </w:t>
+      </w:r>
+      <w:r>
+        <w:rPr>
+          <w:rFonts w:ascii="Consolas" w:eastAsia="Times New Roman" w:hAnsi="Consolas" w:cs="Times New Roman"/>
+          <w:color w:val="267F99"/>
+          <w:kern w:val="0"/>
+          <w:sz w:val="21"/>
+          <w:szCs w:val="21"/>
+          <w14:ligatures w14:val="none"/>
+        </w:rPr>
+        <w:t>HttpUser</w:t>
+      </w:r>
+    </w:p>
+    <w:p>
+      <w:pPr>
+        <w:shd w:val="clear" w:color="auto" w:fill="FFFFFF"/>
+        <w:spacing w:after="0" w:line="285" w:lineRule="atLeast"/>
+        <w:rPr>
+          <w:rFonts w:ascii="Consolas" w:eastAsia="Times New Roman" w:hAnsi="Consolas" w:cs="Times New Roman"/>
+          <w:color w:val="3B3B3B"/>
+          <w:kern w:val="0"/>
+          <w:sz w:val="21"/>
+          <w:szCs w:val="21"/>
+          <w14:ligatures w14:val="none"/>
+        </w:rPr>
+      </w:pPr>
+    </w:p>
+    <w:p>
+      <w:pPr>
+        <w:shd w:val="clear" w:color="auto" w:fill="FFFFFF"/>
+        <w:spacing w:after="0" w:line="285" w:lineRule="atLeast"/>
+        <w:rPr>
+          <w:rFonts w:ascii="Consolas" w:eastAsia="Times New Roman" w:hAnsi="Consolas" w:cs="Times New Roman"/>
+          <w:color w:val="3B3B3B"/>
+          <w:kern w:val="0"/>
+          <w:sz w:val="21"/>
+          <w:szCs w:val="21"/>
+          <w14:ligatures w14:val="none"/>
+        </w:rPr>
+      </w:pPr>
+      <w:r>
+        <w:rPr>
+          <w:rFonts w:ascii="Consolas" w:eastAsia="Times New Roman" w:hAnsi="Consolas" w:cs="Times New Roman"/>
+          <w:color w:val="0000FF"/>
+          <w:kern w:val="0"/>
+          <w:sz w:val="21"/>
+          <w:szCs w:val="21"/>
+          <w14:ligatures w14:val="none"/>
+        </w:rPr>
+        <w:t>class</w:t>
+      </w:r>
+      <w:r>
+        <w:rPr>
+          <w:rFonts w:ascii="Consolas" w:eastAsia="Times New Roman" w:hAnsi="Consolas" w:cs="Times New Roman"/>
+          <w:color w:val="3B3B3B"/>
+          <w:kern w:val="0"/>
+          <w:sz w:val="21"/>
+          <w:szCs w:val="21"/>
+          <w14:ligatures w14:val="none"/>
+        </w:rPr>
+        <w:t xml:space="preserve"> </w:t>
+      </w:r>
+      <w:r>
+        <w:rPr>
+          <w:rFonts w:ascii="Consolas" w:eastAsia="Times New Roman" w:hAnsi="Consolas" w:cs="Times New Roman"/>
+          <w:color w:val="267F99"/>
+          <w:kern w:val="0"/>
+          <w:sz w:val="21"/>
+          <w:szCs w:val="21"/>
+          <w14:ligatures w14:val="none"/>
+        </w:rPr>
+        <w:t>Example01</w:t>
+      </w:r>
+      <w:r>
+        <w:rPr>
+          <w:rFonts w:ascii="Consolas" w:eastAsia="Times New Roman" w:hAnsi="Consolas" w:cs="Times New Roman"/>
+          <w:color w:val="3B3B3B"/>
+          <w:kern w:val="0"/>
+          <w:sz w:val="21"/>
+          <w:szCs w:val="21"/>
+          <w14:ligatures w14:val="none"/>
+        </w:rPr>
+        <w:t>(</w:t>
+      </w:r>
+      <w:r>
+        <w:rPr>
+          <w:rFonts w:ascii="Consolas" w:eastAsia="Times New Roman" w:hAnsi="Consolas" w:cs="Times New Roman"/>
+          <w:color w:val="267F99"/>
+          <w:kern w:val="0"/>
+          <w:sz w:val="21"/>
+          <w:szCs w:val="21"/>
+          <w14:ligatures w14:val="none"/>
+        </w:rPr>
+        <w:t>HttpUser</w:t>
+      </w:r>
+      <w:r>
+        <w:rPr>
+          <w:rFonts w:ascii="Consolas" w:eastAsia="Times New Roman" w:hAnsi="Consolas" w:cs="Times New Roman"/>
+          <w:color w:val="3B3B3B"/>
+          <w:kern w:val="0"/>
+          <w:sz w:val="21"/>
+          <w:szCs w:val="21"/>
+          <w14:ligatures w14:val="none"/>
+        </w:rPr>
+        <w:t>):</w:t>
+      </w:r>
+    </w:p>
+    <w:p>
+      <w:pPr>
+        <w:shd w:val="clear" w:color="auto" w:fill="FFFFFF"/>
+        <w:spacing w:after="0" w:line="285" w:lineRule="atLeast"/>
+        <w:rPr>
+          <w:rFonts w:ascii="Consolas" w:eastAsia="Times New Roman" w:hAnsi="Consolas" w:cs="Times New Roman"/>
+          <w:color w:val="3B3B3B"/>
+          <w:kern w:val="0"/>
+          <w:sz w:val="21"/>
+          <w:szCs w:val="21"/>
+          <w14:ligatures w14:val="none"/>
+        </w:rPr>
+      </w:pPr>
+      <w:r>
+        <w:rPr>
+          <w:rFonts w:ascii="Consolas" w:eastAsia="Times New Roman" w:hAnsi="Consolas" w:cs="Times New Roman"/>
+          <w:color w:val="3B3B3B"/>
+          <w:kern w:val="0"/>
+          <w:sz w:val="21"/>
+          <w:szCs w:val="21"/>
+          <w14:ligatures w14:val="none"/>
+        </w:rPr>
+        <w:t xml:space="preserve">    </w:t>
+      </w:r>
+      <w:r>
+        <w:rPr>
+          <w:rFonts w:ascii="Consolas" w:eastAsia="Times New Roman" w:hAnsi="Consolas" w:cs="Times New Roman"/>
+          <w:color w:val="795E26"/>
+          <w:kern w:val="0"/>
+          <w:sz w:val="21"/>
+          <w:szCs w:val="21"/>
+          <w14:ligatures w14:val="none"/>
+        </w:rPr>
+        <w:t>@task</w:t>
+      </w:r>
+    </w:p>
+    <w:p>
+      <w:pPr>
+        <w:shd w:val="clear" w:color="auto" w:fill="FFFFFF"/>
+        <w:spacing w:after="0" w:line="285" w:lineRule="atLeast"/>
+        <w:rPr>
+          <w:rFonts w:ascii="Consolas" w:eastAsia="Times New Roman" w:hAnsi="Consolas" w:cs="Times New Roman"/>
+          <w:color w:val="3B3B3B"/>
+          <w:kern w:val="0"/>
+          <w:sz w:val="21"/>
+          <w:szCs w:val="21"/>
+          <w14:ligatures w14:val="none"/>
+        </w:rPr>
+      </w:pPr>
+      <w:r>
+        <w:rPr>
+          <w:rFonts w:ascii="Consolas" w:eastAsia="Times New Roman" w:hAnsi="Consolas" w:cs="Times New Roman"/>
+          <w:color w:val="3B3B3B"/>
+          <w:kern w:val="0"/>
+          <w:sz w:val="21"/>
+          <w:szCs w:val="21"/>
+          <w14:ligatures w14:val="none"/>
+        </w:rPr>
+        <w:t xml:space="preserve">    </w:t>
+      </w:r>
+      <w:r>
+        <w:rPr>
+          <w:rFonts w:ascii="Consolas" w:eastAsia="Times New Roman" w:hAnsi="Consolas" w:cs="Times New Roman"/>
+          <w:color w:val="0000FF"/>
+          <w:kern w:val="0"/>
+          <w:sz w:val="21"/>
+          <w:szCs w:val="21"/>
+          <w14:ligatures w14:val="none"/>
+        </w:rPr>
+        <w:t>def</w:t>
+      </w:r>
+      <w:r>
+        <w:rPr>
+          <w:rFonts w:ascii="Consolas" w:eastAsia="Times New Roman" w:hAnsi="Consolas" w:cs="Times New Roman"/>
+          <w:color w:val="3B3B3B"/>
+          <w:kern w:val="0"/>
+          <w:sz w:val="21"/>
+          <w:szCs w:val="21"/>
+          <w14:ligatures w14:val="none"/>
+        </w:rPr>
+        <w:t xml:space="preserve"> </w:t>
+      </w:r>
+      <w:r>
+        <w:rPr>
+          <w:rFonts w:ascii="Consolas" w:eastAsia="Times New Roman" w:hAnsi="Consolas" w:cs="Times New Roman"/>
+          <w:color w:val="795E26"/>
+          <w:kern w:val="0"/>
+          <w:sz w:val="21"/>
+          <w:szCs w:val="21"/>
+          <w14:ligatures w14:val="none"/>
+        </w:rPr>
+        <w:t>get_data</w:t>
+      </w:r>
+      <w:r>
+        <w:rPr>
+          <w:rFonts w:ascii="Consolas" w:eastAsia="Times New Roman" w:hAnsi="Consolas" w:cs="Times New Roman"/>
+          <w:color w:val="3B3B3B"/>
+          <w:kern w:val="0"/>
+          <w:sz w:val="21"/>
+          <w:szCs w:val="21"/>
+          <w14:ligatures w14:val="none"/>
+        </w:rPr>
+        <w:t>(</w:t>
+      </w:r>
+      <w:r>
+        <w:rPr>
+          <w:rFonts w:ascii="Consolas" w:eastAsia="Times New Roman" w:hAnsi="Consolas" w:cs="Times New Roman"/>
+          <w:color w:val="001080"/>
+          <w:kern w:val="0"/>
+          <w:sz w:val="21"/>
+          <w:szCs w:val="21"/>
+          <w14:ligatures w14:val="none"/>
+        </w:rPr>
+        <w:t>self</w:t>
+      </w:r>
+      <w:r>
+        <w:rPr>
+          <w:rFonts w:ascii="Consolas" w:eastAsia="Times New Roman" w:hAnsi="Consolas" w:cs="Times New Roman"/>
+          <w:color w:val="3B3B3B"/>
+          <w:kern w:val="0"/>
+          <w:sz w:val="21"/>
+          <w:szCs w:val="21"/>
+          <w14:ligatures w14:val="none"/>
+        </w:rPr>
+        <w:t>):</w:t>
+      </w:r>
+    </w:p>
+    <w:p>
+      <w:pPr>
+        <w:shd w:val="clear" w:color="auto" w:fill="FFFFFF"/>
+        <w:spacing w:after="0" w:line="285" w:lineRule="atLeast"/>
+        <w:rPr>
+          <w:rFonts w:ascii="Consolas" w:eastAsia="Times New Roman" w:hAnsi="Consolas" w:cs="Times New Roman"/>
+          <w:color w:val="3B3B3B"/>
+          <w:kern w:val="0"/>
+          <w:sz w:val="21"/>
+          <w:szCs w:val="21"/>
+          <w14:ligatures w14:val="none"/>
+        </w:rPr>
+      </w:pPr>
+      <w:r>
+        <w:rPr>
+          <w:rFonts w:ascii="Consolas" w:eastAsia="Times New Roman" w:hAnsi="Consolas" w:cs="Times New Roman"/>
+          <w:color w:val="3B3B3B"/>
+          <w:kern w:val="0"/>
+          <w:sz w:val="21"/>
+          <w:szCs w:val="21"/>
+          <w14:ligatures w14:val="none"/>
+        </w:rPr>
+        <w:t xml:space="preserve">        </w:t>
+      </w:r>
+      <w:r>
+        <w:rPr>
+          <w:rFonts w:ascii="Consolas" w:eastAsia="Times New Roman" w:hAnsi="Consolas" w:cs="Times New Roman"/>
+          <w:color w:val="001080"/>
+          <w:kern w:val="0"/>
+          <w:sz w:val="21"/>
+          <w:szCs w:val="21"/>
+          <w14:ligatures w14:val="none"/>
+        </w:rPr>
+        <w:t>self</w:t>
+      </w:r>
+      <w:r>
+        <w:rPr>
+          <w:rFonts w:ascii="Consolas" w:eastAsia="Times New Roman" w:hAnsi="Consolas" w:cs="Times New Roman"/>
+          <w:color w:val="3B3B3B"/>
+          <w:kern w:val="0"/>
+          <w:sz w:val="21"/>
+          <w:szCs w:val="21"/>
+          <w14:ligatures w14:val="none"/>
+        </w:rPr>
+        <w:t>.</w:t>
+      </w:r>
+      <w:r>
+        <w:rPr>
+          <w:rFonts w:ascii="Consolas" w:eastAsia="Times New Roman" w:hAnsi="Consolas" w:cs="Times New Roman"/>
+          <w:color w:val="001080"/>
+          <w:kern w:val="0"/>
+          <w:sz w:val="21"/>
+          <w:szCs w:val="21"/>
+          <w14:ligatures w14:val="none"/>
+        </w:rPr>
+        <w:t>client</w:t>
+      </w:r>
+      <w:r>
+        <w:rPr>
+          <w:rFonts w:ascii="Consolas" w:eastAsia="Times New Roman" w:hAnsi="Consolas" w:cs="Times New Roman"/>
+          <w:color w:val="3B3B3B"/>
+          <w:kern w:val="0"/>
+          <w:sz w:val="21"/>
+          <w:szCs w:val="21"/>
+          <w14:ligatures w14:val="none"/>
+        </w:rPr>
+        <w:t>.</w:t>
+      </w:r>
+      <w:r>
+        <w:rPr>
+          <w:rFonts w:ascii="Consolas" w:eastAsia="Times New Roman" w:hAnsi="Consolas" w:cs="Times New Roman"/>
+          <w:color w:val="795E26"/>
+          <w:kern w:val="0"/>
+          <w:sz w:val="21"/>
+          <w:szCs w:val="21"/>
+          <w14:ligatures w14:val="none"/>
+        </w:rPr>
+        <w:t>get</w:t>
+      </w:r>
+      <w:r>
+        <w:rPr>
+          <w:rFonts w:ascii="Consolas" w:eastAsia="Times New Roman" w:hAnsi="Consolas" w:cs="Times New Roman"/>
+          <w:color w:val="3B3B3B"/>
+          <w:kern w:val="0"/>
+          <w:sz w:val="21"/>
+          <w:szCs w:val="21"/>
+          <w14:ligatures w14:val="none"/>
+        </w:rPr>
+        <w:t>(</w:t>
+      </w:r>
+      <w:r>
+        <w:rPr>
+          <w:rFonts w:ascii="Consolas" w:eastAsia="Times New Roman" w:hAnsi="Consolas" w:cs="Times New Roman"/>
+          <w:color w:val="A31515"/>
+          <w:kern w:val="0"/>
+          <w:sz w:val="21"/>
+          <w:szCs w:val="21"/>
+          <w14:ligatures w14:val="none"/>
+        </w:rPr>
+        <w:t>"/"</w:t>
+      </w:r>
+      <w:r>
+        <w:rPr>
+          <w:rFonts w:ascii="Consolas" w:eastAsia="Times New Roman" w:hAnsi="Consolas" w:cs="Times New Roman"/>
+          <w:color w:val="3B3B3B"/>
+          <w:kern w:val="0"/>
+          <w:sz w:val="21"/>
+          <w:szCs w:val="21"/>
+          <w14:ligatures w14:val="none"/>
+        </w:rPr>
+        <w:t>)</w:t>
+      </w:r>
+    </w:p>
+    <w:p>
+      <w:pPr>
+        <w:shd w:val="clear" w:color="auto" w:fill="FFFFFF"/>
+        <w:spacing w:after="0" w:line="285" w:lineRule="atLeast"/>
+        <w:rPr>
+          <w:rFonts w:ascii="Consolas" w:eastAsia="Times New Roman" w:hAnsi="Consolas" w:cs="Times New Roman"/>
+          <w:color w:val="3B3B3B"/>
+          <w:kern w:val="0"/>
+          <w:sz w:val="21"/>
+          <w:szCs w:val="21"/>
+          <w14:ligatures w14:val="none"/>
+        </w:rPr>
+      </w:pPr>
+      <w:r>
+        <w:rPr>
+          <w:rFonts w:ascii="Consolas" w:eastAsia="Times New Roman" w:hAnsi="Consolas" w:cs="Times New Roman"/>
+          <w:color w:val="3B3B3B"/>
+          <w:kern w:val="0"/>
+          <w:sz w:val="21"/>
+          <w:szCs w:val="21"/>
+          <w14:ligatures w14:val="none"/>
+        </w:rPr>
+        <w:t xml:space="preserve">    </w:t>
+      </w:r>
+    </w:p>
+    <w:p>
+      <w:pPr>
+        <w:shd w:val="clear" w:color="auto" w:fill="FFFFFF"/>
+        <w:spacing w:after="0" w:line="285" w:lineRule="atLeast"/>
+        <w:rPr>
+          <w:rFonts w:ascii="Consolas" w:eastAsia="Times New Roman" w:hAnsi="Consolas" w:cs="Times New Roman"/>
+          <w:color w:val="3B3B3B"/>
+          <w:kern w:val="0"/>
+          <w:sz w:val="21"/>
+          <w:szCs w:val="21"/>
+          <w14:ligatures w14:val="none"/>
+        </w:rPr>
+      </w:pPr>
+      <w:r>
+        <w:rPr>
+          <w:rFonts w:ascii="Consolas" w:eastAsia="Times New Roman" w:hAnsi="Consolas" w:cs="Times New Roman"/>
+          <w:color w:val="3B3B3B"/>
+          <w:kern w:val="0"/>
+          <w:sz w:val="21"/>
+          <w:szCs w:val="21"/>
+          <w14:ligatures w14:val="none"/>
+        </w:rPr>
+        <w:t xml:space="preserve">    </w:t>
+      </w:r>
+      <w:r>
+        <w:rPr>
+          <w:rFonts w:ascii="Consolas" w:eastAsia="Times New Roman" w:hAnsi="Consolas" w:cs="Times New Roman"/>
+          <w:color w:val="795E26"/>
+          <w:kern w:val="0"/>
+          <w:sz w:val="21"/>
+          <w:szCs w:val="21"/>
+          <w14:ligatures w14:val="none"/>
+        </w:rPr>
+        <w:t>@</w:t>
+      </w:r>
+      <w:r>
+        <w:rPr>
+          <w:rFonts w:ascii="Consolas" w:eastAsia="Times New Roman" w:hAnsi="Consolas" w:cs="Times New Roman"/>
+          <w:color w:val="267F99"/>
+          <w:kern w:val="0"/>
+          <w:sz w:val="21"/>
+          <w:szCs w:val="21"/>
+          <w14:ligatures w14:val="none"/>
+        </w:rPr>
+        <w:t>classmethod</w:t>
+      </w:r>
+    </w:p>
+    <w:p>
+      <w:pPr>
+        <w:shd w:val="clear" w:color="auto" w:fill="FFFFFF"/>
+        <w:spacing w:after="0" w:line="285" w:lineRule="atLeast"/>
+        <w:rPr>
+          <w:rFonts w:ascii="Consolas" w:eastAsia="Times New Roman" w:hAnsi="Consolas" w:cs="Times New Roman"/>
+          <w:color w:val="3B3B3B"/>
+          <w:kern w:val="0"/>
+          <w:sz w:val="21"/>
+          <w:szCs w:val="21"/>
+          <w14:ligatures w14:val="none"/>
+        </w:rPr>
+      </w:pPr>
+      <w:r>
+        <w:rPr>
+          <w:rFonts w:ascii="Consolas" w:eastAsia="Times New Roman" w:hAnsi="Consolas" w:cs="Times New Roman"/>
+          <w:color w:val="3B3B3B"/>
+          <w:kern w:val="0"/>
+          <w:sz w:val="21"/>
+          <w:szCs w:val="21"/>
+          <w14:ligatures w14:val="none"/>
+        </w:rPr>
+        <w:t xml:space="preserve">    </w:t>
+      </w:r>
+      <w:r>
+        <w:rPr>
+          <w:rFonts w:ascii="Consolas" w:eastAsia="Times New Roman" w:hAnsi="Consolas" w:cs="Times New Roman"/>
+          <w:color w:val="0000FF"/>
+          <w:kern w:val="0"/>
+          <w:sz w:val="21"/>
+          <w:szCs w:val="21"/>
+          <w14:ligatures w14:val="none"/>
+        </w:rPr>
+        <w:t>def</w:t>
+      </w:r>
+      <w:r>
+        <w:rPr>
+          <w:rFonts w:ascii="Consolas" w:eastAsia="Times New Roman" w:hAnsi="Consolas" w:cs="Times New Roman"/>
+          <w:color w:val="3B3B3B"/>
+          <w:kern w:val="0"/>
+          <w:sz w:val="21"/>
+          <w:szCs w:val="21"/>
+          <w14:ligatures w14:val="none"/>
+        </w:rPr>
+        <w:t xml:space="preserve"> </w:t>
+      </w:r>
+      <w:r>
+        <w:rPr>
+          <w:rFonts w:ascii="Consolas" w:eastAsia="Times New Roman" w:hAnsi="Consolas" w:cs="Times New Roman"/>
+          <w:color w:val="795E26"/>
+          <w:kern w:val="0"/>
+          <w:sz w:val="21"/>
+          <w:szCs w:val="21"/>
+          <w14:ligatures w14:val="none"/>
+        </w:rPr>
+        <w:t>json</w:t>
+      </w:r>
+      <w:r>
+        <w:rPr>
+          <w:rFonts w:ascii="Consolas" w:eastAsia="Times New Roman" w:hAnsi="Consolas" w:cs="Times New Roman"/>
+          <w:color w:val="3B3B3B"/>
+          <w:kern w:val="0"/>
+          <w:sz w:val="21"/>
+          <w:szCs w:val="21"/>
+          <w14:ligatures w14:val="none"/>
+        </w:rPr>
+        <w:t>(</w:t>
+      </w:r>
+      <w:r>
+        <w:rPr>
+          <w:rFonts w:ascii="Consolas" w:eastAsia="Times New Roman" w:hAnsi="Consolas" w:cs="Times New Roman"/>
+          <w:color w:val="001080"/>
+          <w:kern w:val="0"/>
+          <w:sz w:val="21"/>
+          <w:szCs w:val="21"/>
+          <w14:ligatures w14:val="none"/>
+        </w:rPr>
+        <w:t>cls</w:t>
+      </w:r>
+      <w:r>
+        <w:rPr>
+          <w:rFonts w:ascii="Consolas" w:eastAsia="Times New Roman" w:hAnsi="Consolas" w:cs="Times New Roman"/>
+          <w:color w:val="3B3B3B"/>
+          <w:kern w:val="0"/>
+          <w:sz w:val="21"/>
+          <w:szCs w:val="21"/>
+          <w14:ligatures w14:val="none"/>
+        </w:rPr>
+        <w:t>):</w:t>
+      </w:r>
+    </w:p>
+    <w:p>
+      <w:pPr>
+        <w:shd w:val="clear" w:color="auto" w:fill="FFFFFF"/>
+        <w:spacing w:after="0" w:line="285" w:lineRule="atLeast"/>
+        <w:rPr>
+          <w:rFonts w:ascii="Consolas" w:eastAsia="Times New Roman" w:hAnsi="Consolas" w:cs="Times New Roman"/>
+          <w:color w:val="3B3B3B"/>
+          <w:kern w:val="0"/>
+          <w:sz w:val="21"/>
+          <w:szCs w:val="21"/>
+          <w14:ligatures w14:val="none"/>
+        </w:rPr>
+      </w:pPr>
+      <w:r>
+        <w:rPr>
+          <w:rFonts w:ascii="Consolas" w:eastAsia="Times New Roman" w:hAnsi="Consolas" w:cs="Times New Roman"/>
+          <w:color w:val="3B3B3B"/>
+          <w:kern w:val="0"/>
+          <w:sz w:val="21"/>
+          <w:szCs w:val="21"/>
+          <w14:ligatures w14:val="none"/>
+        </w:rPr>
+        <w:t xml:space="preserve">        </w:t>
+      </w:r>
+      <w:r>
+        <w:rPr>
+          <w:rFonts w:ascii="Consolas" w:eastAsia="Times New Roman" w:hAnsi="Consolas" w:cs="Times New Roman"/>
+          <w:color w:val="AF00DB"/>
+          <w:kern w:val="0"/>
+          <w:sz w:val="21"/>
+          <w:szCs w:val="21"/>
+          <w14:ligatures w14:val="none"/>
+        </w:rPr>
+        <w:t>return</w:t>
+      </w:r>
+      <w:r>
+        <w:rPr>
+          <w:rFonts w:ascii="Consolas" w:eastAsia="Times New Roman" w:hAnsi="Consolas" w:cs="Times New Roman"/>
+          <w:color w:val="3B3B3B"/>
+          <w:kern w:val="0"/>
+          <w:sz w:val="21"/>
+          <w:szCs w:val="21"/>
+          <w14:ligatures w14:val="none"/>
+        </w:rPr>
+        <w:t xml:space="preserve"> {</w:t>
+      </w:r>
+    </w:p>
+    <w:p>
+      <w:pPr>
+        <w:shd w:val="clear" w:color="auto" w:fill="FFFFFF"/>
+        <w:spacing w:after="0" w:line="285" w:lineRule="atLeast"/>
+        <w:rPr>
+          <w:rFonts w:ascii="Consolas" w:eastAsia="Times New Roman" w:hAnsi="Consolas" w:cs="Times New Roman"/>
+          <w:color w:val="3B3B3B"/>
+          <w:kern w:val="0"/>
+          <w:sz w:val="21"/>
+          <w:szCs w:val="21"/>
+          <w14:ligatures w14:val="none"/>
+        </w:rPr>
+      </w:pPr>
+      <w:r>
+        <w:rPr>
+          <w:rFonts w:ascii="Consolas" w:eastAsia="Times New Roman" w:hAnsi="Consolas" w:cs="Times New Roman"/>
+          <w:color w:val="3B3B3B"/>
+          <w:kern w:val="0"/>
+          <w:sz w:val="21"/>
+          <w:szCs w:val="21"/>
+          <w14:ligatures w14:val="none"/>
+        </w:rPr>
+        <w:t xml:space="preserve">            </w:t>
+      </w:r>
+      <w:r>
+        <w:rPr>
+          <w:rFonts w:ascii="Consolas" w:eastAsia="Times New Roman" w:hAnsi="Consolas" w:cs="Times New Roman"/>
+          <w:color w:val="A31515"/>
+          <w:kern w:val="0"/>
+          <w:sz w:val="21"/>
+          <w:szCs w:val="21"/>
+          <w14:ligatures w14:val="none"/>
+        </w:rPr>
+        <w:t>"host"</w:t>
+      </w:r>
+      <w:r>
+        <w:rPr>
+          <w:rFonts w:ascii="Consolas" w:eastAsia="Times New Roman" w:hAnsi="Consolas" w:cs="Times New Roman"/>
+          <w:color w:val="3B3B3B"/>
+          <w:kern w:val="0"/>
+          <w:sz w:val="21"/>
+          <w:szCs w:val="21"/>
+          <w14:ligatures w14:val="none"/>
+        </w:rPr>
+        <w:t xml:space="preserve">: </w:t>
+      </w:r>
+      <w:r>
+        <w:rPr>
+          <w:rFonts w:ascii="Consolas" w:eastAsia="Times New Roman" w:hAnsi="Consolas" w:cs="Times New Roman"/>
+          <w:color w:val="001080"/>
+          <w:kern w:val="0"/>
+          <w:sz w:val="21"/>
+          <w:szCs w:val="21"/>
+          <w14:ligatures w14:val="none"/>
+        </w:rPr>
+        <w:t>cls</w:t>
+      </w:r>
+      <w:r>
+        <w:rPr>
+          <w:rFonts w:ascii="Consolas" w:eastAsia="Times New Roman" w:hAnsi="Consolas" w:cs="Times New Roman"/>
+          <w:color w:val="3B3B3B"/>
+          <w:kern w:val="0"/>
+          <w:sz w:val="21"/>
+          <w:szCs w:val="21"/>
+          <w14:ligatures w14:val="none"/>
+        </w:rPr>
+        <w:t>.</w:t>
+      </w:r>
+      <w:r>
+        <w:rPr>
+          <w:rFonts w:ascii="Consolas" w:eastAsia="Times New Roman" w:hAnsi="Consolas" w:cs="Times New Roman"/>
+          <w:color w:val="001080"/>
+          <w:kern w:val="0"/>
+          <w:sz w:val="21"/>
+          <w:szCs w:val="21"/>
+          <w14:ligatures w14:val="none"/>
+        </w:rPr>
+        <w:t>host</w:t>
+      </w:r>
+      <w:r>
+        <w:rPr>
+          <w:rFonts w:ascii="Consolas" w:eastAsia="Times New Roman" w:hAnsi="Consolas" w:cs="Times New Roman"/>
+          <w:color w:val="3B3B3B"/>
+          <w:kern w:val="0"/>
+          <w:sz w:val="21"/>
+          <w:szCs w:val="21"/>
+          <w14:ligatures w14:val="none"/>
+        </w:rPr>
+        <w:t>,</w:t>
+      </w:r>
+    </w:p>
+    <w:p>
+      <w:pPr>
+        <w:shd w:val="clear" w:color="auto" w:fill="FFFFFF"/>
+        <w:spacing w:after="0" w:line="285" w:lineRule="atLeast"/>
+        <w:rPr>
+          <w:rFonts w:ascii="Consolas" w:eastAsia="Times New Roman" w:hAnsi="Consolas" w:cs="Times New Roman"/>
+          <w:color w:val="3B3B3B"/>
+          <w:kern w:val="0"/>
+          <w:sz w:val="21"/>
+          <w:szCs w:val="21"/>
+          <w14:ligatures w14:val="none"/>
+        </w:rPr>
+      </w:pPr>
+      <w:r>
+        <w:rPr>
+          <w:rFonts w:ascii="Consolas" w:eastAsia="Times New Roman" w:hAnsi="Consolas" w:cs="Times New Roman"/>
+          <w:color w:val="3B3B3B"/>
+          <w:kern w:val="0"/>
+          <w:sz w:val="21"/>
+          <w:szCs w:val="21"/>
+          <w14:ligatures w14:val="none"/>
+        </w:rPr>
+        <w:t xml:space="preserve">            </w:t>
+      </w:r>
+      <w:r>
+        <w:rPr>
+          <w:rFonts w:ascii="Consolas" w:eastAsia="Times New Roman" w:hAnsi="Consolas" w:cs="Times New Roman"/>
+          <w:color w:val="A31515"/>
+          <w:kern w:val="0"/>
+          <w:sz w:val="21"/>
+          <w:szCs w:val="21"/>
+          <w14:ligatures w14:val="none"/>
+        </w:rPr>
+        <w:t>"arg-01"</w:t>
+      </w:r>
+      <w:r>
+        <w:rPr>
+          <w:rFonts w:ascii="Consolas" w:eastAsia="Times New Roman" w:hAnsi="Consolas" w:cs="Times New Roman"/>
+          <w:color w:val="3B3B3B"/>
+          <w:kern w:val="0"/>
+          <w:sz w:val="21"/>
+          <w:szCs w:val="21"/>
+          <w14:ligatures w14:val="none"/>
+        </w:rPr>
+        <w:t xml:space="preserve">: </w:t>
+      </w:r>
+      <w:r>
+        <w:rPr>
+          <w:rFonts w:ascii="Consolas" w:eastAsia="Times New Roman" w:hAnsi="Consolas" w:cs="Times New Roman"/>
+          <w:color w:val="A31515"/>
+          <w:kern w:val="0"/>
+          <w:sz w:val="21"/>
+          <w:szCs w:val="21"/>
+          <w14:ligatures w14:val="none"/>
+        </w:rPr>
+        <w:t>"JLoka-01"</w:t>
+      </w:r>
+    </w:p>
+    <w:p>
+      <w:pPr>
+        <w:shd w:val="clear" w:color="auto" w:fill="FFFFFF"/>
+        <w:spacing w:after="0" w:line="285" w:lineRule="atLeast"/>
+        <w:rPr>
+          <w:rFonts w:ascii="Consolas" w:eastAsia="Times New Roman" w:hAnsi="Consolas" w:cs="Times New Roman"/>
+          <w:color w:val="3B3B3B"/>
+          <w:kern w:val="0"/>
+          <w:sz w:val="21"/>
+          <w:szCs w:val="21"/>
+          <w14:ligatures w14:val="none"/>
+        </w:rPr>
+      </w:pPr>
+      <w:r>
+        <w:rPr>
+          <w:rFonts w:ascii="Consolas" w:eastAsia="Times New Roman" w:hAnsi="Consolas" w:cs="Times New Roman"/>
+          <w:color w:val="3B3B3B"/>
+          <w:kern w:val="0"/>
+          <w:sz w:val="21"/>
+          <w:szCs w:val="21"/>
+          <w14:ligatures w14:val="none"/>
+        </w:rPr>
+        <w:t>        }</w:t>
+      </w:r>
+    </w:p>
+    <w:p>
+      <w:pPr>
+        <w:ind w:left="720" w:firstLine="720"/>
+      </w:pPr>
+      <w:r>
+        <w:t>================================================</w:t>
+      </w:r>
+    </w:p>
+    <w:p>
+      <w:r>
+        <w:lastRenderedPageBreak/>
+        <w:drawing>
+          <wp:inline distT="0" distB="0" distL="0" distR="0" wp14:anchorId="79E48137" wp14:editId="3A64EFAC">
+            <wp:extent cx="5943600" cy="2421255"/>
+            <wp:effectExtent l="0" t="0" r="0" b="0"/>
+            <wp:docPr id="2075606131" name="Picture 1"/>
+            <wp:cNvGraphicFramePr>
+              <a:graphicFrameLocks xmlns:a="http://schemas.openxmlformats.org/drawingml/2006/main" noChangeAspect="1"/>
+            </wp:cNvGraphicFramePr>
+            <a:graphic xmlns:a="http://schemas.openxmlformats.org/drawingml/2006/main">
+              <a:graphicData uri="http://schemas.openxmlformats.org/drawingml/2006/picture">
+                <pic:pic xmlns:pic="http://schemas.openxmlformats.org/drawingml/2006/picture">
+                  <pic:nvPicPr>
+                    <pic:cNvPr id="2075606131" name=""/>
+                    <pic:cNvPicPr/>
+                  </pic:nvPicPr>
+                  <pic:blipFill>
+                    <a:blip r:embed="rId20"/>
+                    <a:stretch>
+                      <a:fillRect/>
+                    </a:stretch>
+                  </pic:blipFill>
+                  <pic:spPr>
+                    <a:xfrm>
+                      <a:off x="0" y="0"/>
+                      <a:ext cx="5943600" cy="2421255"/>
+                    </a:xfrm>
+                    <a:prstGeom prst="rect">
+                      <a:avLst/>
+                    </a:prstGeom>
+                  </pic:spPr>
+                </pic:pic>
+              </a:graphicData>
+            </a:graphic>
+          </wp:inline>
+        </w:drawing>
+      </w:r>
+    </w:p>
+    <w:p>
+      <w:pPr>
+        <w:ind w:left="720" w:firstLine="720"/>
+      </w:pPr>
+      <w:r>
+        <w:t>================================================</w:t>
+      </w:r>
+    </w:p>
+    <w:p>
+      <w:r>
+        <w:drawing>
+          <wp:inline distT="0" distB="0" distL="0" distR="0" wp14:anchorId="731A8FB4" wp14:editId="6050A36A">
+            <wp:extent cx="5943600" cy="3227070"/>
+            <wp:effectExtent l="0" t="0" r="0" b="0"/>
+            <wp:docPr id="582038208" name="Picture 1"/>
+            <wp:cNvGraphicFramePr>
+              <a:graphicFrameLocks xmlns:a="http://schemas.openxmlformats.org/drawingml/2006/main" noChangeAspect="1"/>
+            </wp:cNvGraphicFramePr>
+            <a:graphic xmlns:a="http://schemas.openxmlformats.org/drawingml/2006/main">
+              <a:graphicData uri="http://schemas.openxmlformats.org/drawingml/2006/picture">
+                <pic:pic xmlns:pic="http://schemas.openxmlformats.org/drawingml/2006/picture">
+                  <pic:nvPicPr>
+                    <pic:cNvPr id="582038208" name=""/>
+                    <pic:cNvPicPr/>
+                  </pic:nvPicPr>
+                  <pic:blipFill>
+                    <a:blip r:embed="rId21"/>
+                    <a:stretch>
+                      <a:fillRect/>
+                    </a:stretch>
+                  </pic:blipFill>
+                  <pic:spPr>
+                    <a:xfrm>
+                      <a:off x="0" y="0"/>
+                      <a:ext cx="5943600" cy="3227070"/>
+                    </a:xfrm>
+                    <a:prstGeom prst="rect">
+                      <a:avLst/>
+                    </a:prstGeom>
+                  </pic:spPr>
+                </pic:pic>
+              </a:graphicData>
+            </a:graphic>
+          </wp:inline>
+        </w:drawing>
+      </w:r>
+    </w:p>
+    <w:p>
+      <w:pPr>
+        <w:ind w:left="720" w:firstLine="720"/>
+      </w:pPr>
+      <w:r>
+        <w:t>================================================</w:t>
+      </w:r>
+    </w:p>
+    <w:p>
+      <w:pPr>
+        <w:shd w:val="clear" w:color="auto" w:fill="F8F8F8"/>
+        <w:tabs>
+          <w:tab w:val="left" w:pos="916"/>
+          <w:tab w:val="left" w:pos="1832"/>
+          <w:tab w:val="left" w:pos="2748"/>
+          <w:tab w:val="left" w:pos="3664"/>
+          <w:tab w:val="left" w:pos="4580"/>
+          <w:tab w:val="left" w:pos="5496"/>
+          <w:tab w:val="left" w:pos="6412"/>
+          <w:tab w:val="left" w:pos="7328"/>
+          <w:tab w:val="left" w:pos="8244"/>
+          <w:tab w:val="left" w:pos="9160"/>
+          <w:tab w:val="left" w:pos="10076"/>
+          <w:tab w:val="left" w:pos="10992"/>
+          <w:tab w:val="left" w:pos="11908"/>
+          <w:tab w:val="left" w:pos="12824"/>
+          <w:tab w:val="left" w:pos="13740"/>
+          <w:tab w:val="left" w:pos="14656"/>
+        </w:tabs>
+        <w:spacing w:after="0" w:line="240" w:lineRule="auto"/>
+        <w:rPr>
+          <w:rFonts w:ascii="Consolas" w:eastAsia="Times New Roman" w:hAnsi="Consolas" w:cs="Courier New"/>
+          <w:color w:val="404040"/>
+          <w:kern w:val="0"/>
+          <w:sz w:val="18"/>
+          <w:szCs w:val="18"/>
+          <w14:ligatures w14:val="none"/>
+        </w:rPr>
+      </w:pPr>
+      <w:r>
+        <w:rPr>
+          <w:rFonts w:ascii="Consolas" w:eastAsia="Times New Roman" w:hAnsi="Consolas" w:cs="Courier New"/>
+          <w:color w:val="404040"/>
+          <w:kern w:val="0"/>
+          <w:sz w:val="18"/>
+          <w:szCs w:val="18"/>
+          <w14:ligatures w14:val="none"/>
+        </w:rPr>
+        <w:t>locust</w:t>
+      </w:r>
+      <w:r>
+        <w:rPr>
+          <w:rFonts w:ascii="Consolas" w:eastAsia="Times New Roman" w:hAnsi="Consolas" w:cs="Courier New"/>
+          <w:color w:val="BBBBBB"/>
+          <w:kern w:val="0"/>
+          <w:sz w:val="18"/>
+          <w:szCs w:val="18"/>
+          <w14:ligatures w14:val="none"/>
+        </w:rPr>
+        <w:t xml:space="preserve"> </w:t>
+      </w:r>
+      <w:r>
+        <w:rPr>
+          <w:rFonts w:ascii="Consolas" w:eastAsia="Times New Roman" w:hAnsi="Consolas" w:cs="Courier New"/>
+          <w:color w:val="404040"/>
+          <w:kern w:val="0"/>
+          <w:sz w:val="18"/>
+          <w:szCs w:val="18"/>
+          <w14:ligatures w14:val="none"/>
+        </w:rPr>
+        <w:t>--config-users</w:t>
+      </w:r>
+      <w:r>
+        <w:rPr>
+          <w:rFonts w:ascii="Consolas" w:eastAsia="Times New Roman" w:hAnsi="Consolas" w:cs="Courier New"/>
+          <w:color w:val="BBBBBB"/>
+          <w:kern w:val="0"/>
+          <w:sz w:val="18"/>
+          <w:szCs w:val="18"/>
+          <w14:ligatures w14:val="none"/>
+        </w:rPr>
+        <w:t xml:space="preserve"> </w:t>
+      </w:r>
+      <w:r>
+        <w:rPr>
+          <w:rFonts w:ascii="Consolas" w:eastAsia="Times New Roman" w:hAnsi="Consolas" w:cs="Courier New"/>
+          <w:color w:val="BA2121"/>
+          <w:kern w:val="0"/>
+          <w:sz w:val="18"/>
+          <w:szCs w:val="18"/>
+          <w14:ligatures w14:val="none"/>
+        </w:rPr>
+        <w:t>'{"user_class_name": "Example", "fixed_count": 1, "some_custom_attribute": false}'</w:t>
+      </w:r>
+    </w:p>
+    <w:p>
+      <w:pPr>
+        <w:shd w:val="clear" w:color="auto" w:fill="F8F8F8"/>
+        <w:tabs>
+          <w:tab w:val="left" w:pos="916"/>
+          <w:tab w:val="left" w:pos="1832"/>
+          <w:tab w:val="left" w:pos="2748"/>
+          <w:tab w:val="left" w:pos="3664"/>
+          <w:tab w:val="left" w:pos="4580"/>
+          <w:tab w:val="left" w:pos="5496"/>
+          <w:tab w:val="left" w:pos="6412"/>
+          <w:tab w:val="left" w:pos="7328"/>
+          <w:tab w:val="left" w:pos="8244"/>
+          <w:tab w:val="left" w:pos="9160"/>
+          <w:tab w:val="left" w:pos="10076"/>
+          <w:tab w:val="left" w:pos="10992"/>
+          <w:tab w:val="left" w:pos="11908"/>
+          <w:tab w:val="left" w:pos="12824"/>
+          <w:tab w:val="left" w:pos="13740"/>
+          <w:tab w:val="left" w:pos="14656"/>
+        </w:tabs>
+        <w:spacing w:after="0" w:line="240" w:lineRule="auto"/>
+        <w:rPr>
+          <w:rFonts w:ascii="Consolas" w:eastAsia="Times New Roman" w:hAnsi="Consolas" w:cs="Courier New"/>
+          <w:color w:val="404040"/>
+          <w:kern w:val="0"/>
+          <w:sz w:val="18"/>
+          <w:szCs w:val="18"/>
+          <w14:ligatures w14:val="none"/>
+        </w:rPr>
+      </w:pPr>
+      <w:r>
+        <w:rPr>
+          <w:rFonts w:ascii="Consolas" w:eastAsia="Times New Roman" w:hAnsi="Consolas" w:cs="Courier New"/>
+          <w:color w:val="404040"/>
+          <w:kern w:val="0"/>
+          <w:sz w:val="18"/>
+          <w:szCs w:val="18"/>
+          <w14:ligatures w14:val="none"/>
+        </w:rPr>
+        <w:t>locust</w:t>
+      </w:r>
+      <w:r>
+        <w:rPr>
+          <w:rFonts w:ascii="Consolas" w:eastAsia="Times New Roman" w:hAnsi="Consolas" w:cs="Courier New"/>
+          <w:color w:val="BBBBBB"/>
+          <w:kern w:val="0"/>
+          <w:sz w:val="18"/>
+          <w:szCs w:val="18"/>
+          <w14:ligatures w14:val="none"/>
+        </w:rPr>
+        <w:t xml:space="preserve"> </w:t>
+      </w:r>
+      <w:r>
+        <w:rPr>
+          <w:rFonts w:ascii="Consolas" w:eastAsia="Times New Roman" w:hAnsi="Consolas" w:cs="Courier New"/>
+          <w:color w:val="404040"/>
+          <w:kern w:val="0"/>
+          <w:sz w:val="18"/>
+          <w:szCs w:val="18"/>
+          <w14:ligatures w14:val="none"/>
+        </w:rPr>
+        <w:t>--config-users</w:t>
+      </w:r>
+      <w:r>
+        <w:rPr>
+          <w:rFonts w:ascii="Consolas" w:eastAsia="Times New Roman" w:hAnsi="Consolas" w:cs="Courier New"/>
+          <w:color w:val="BBBBBB"/>
+          <w:kern w:val="0"/>
+          <w:sz w:val="18"/>
+          <w:szCs w:val="18"/>
+          <w14:ligatures w14:val="none"/>
+        </w:rPr>
+        <w:t xml:space="preserve"> </w:t>
+      </w:r>
+      <w:r>
+        <w:rPr>
+          <w:rFonts w:ascii="Consolas" w:eastAsia="Times New Roman" w:hAnsi="Consolas" w:cs="Courier New"/>
+          <w:color w:val="BA2121"/>
+          <w:kern w:val="0"/>
+          <w:sz w:val="18"/>
+          <w:szCs w:val="18"/>
+          <w14:ligatures w14:val="none"/>
+        </w:rPr>
+        <w:t>'{"user_class_name": "Example", "fixed_count": 1}'</w:t>
+      </w:r>
+      <w:r>
+        <w:rPr>
+          <w:rFonts w:ascii="Consolas" w:eastAsia="Times New Roman" w:hAnsi="Consolas" w:cs="Courier New"/>
+          <w:color w:val="BBBBBB"/>
+          <w:kern w:val="0"/>
+          <w:sz w:val="18"/>
+          <w:szCs w:val="18"/>
+          <w14:ligatures w14:val="none"/>
+        </w:rPr>
+        <w:t xml:space="preserve"> </w:t>
+      </w:r>
+      <w:r>
+        <w:rPr>
+          <w:rFonts w:ascii="Consolas" w:eastAsia="Times New Roman" w:hAnsi="Consolas" w:cs="Courier New"/>
+          <w:color w:val="BA2121"/>
+          <w:kern w:val="0"/>
+          <w:sz w:val="18"/>
+          <w:szCs w:val="18"/>
+          <w14:ligatures w14:val="none"/>
+        </w:rPr>
+        <w:t>'{"user_class_name": "ExampleTwo", "fixed_count": 2}'</w:t>
+      </w:r>
+    </w:p>
+    <w:p>
+      <w:pPr>
+        <w:shd w:val="clear" w:color="auto" w:fill="F8F8F8"/>
+        <w:tabs>
+          <w:tab w:val="left" w:pos="916"/>
+          <w:tab w:val="left" w:pos="1832"/>
+          <w:tab w:val="left" w:pos="2748"/>
+          <w:tab w:val="left" w:pos="3664"/>
+          <w:tab w:val="left" w:pos="4580"/>
+          <w:tab w:val="left" w:pos="5496"/>
+          <w:tab w:val="left" w:pos="6412"/>
+          <w:tab w:val="left" w:pos="7328"/>
+          <w:tab w:val="left" w:pos="8244"/>
+          <w:tab w:val="left" w:pos="9160"/>
+          <w:tab w:val="left" w:pos="10076"/>
+          <w:tab w:val="left" w:pos="10992"/>
+          <w:tab w:val="left" w:pos="11908"/>
+          <w:tab w:val="left" w:pos="12824"/>
+          <w:tab w:val="left" w:pos="13740"/>
+          <w:tab w:val="left" w:pos="14656"/>
+        </w:tabs>
+        <w:spacing w:after="0" w:line="240" w:lineRule="auto"/>
+        <w:rPr>
+          <w:rFonts w:ascii="Consolas" w:eastAsia="Times New Roman" w:hAnsi="Consolas" w:cs="Courier New"/>
+          <w:color w:val="404040"/>
+          <w:kern w:val="0"/>
+          <w:sz w:val="18"/>
+          <w:szCs w:val="18"/>
+          <w14:ligatures w14:val="none"/>
+        </w:rPr>
+      </w:pPr>
+      <w:r>
+        <w:rPr>
+          <w:rFonts w:ascii="Consolas" w:eastAsia="Times New Roman" w:hAnsi="Consolas" w:cs="Courier New"/>
+          <w:color w:val="404040"/>
+          <w:kern w:val="0"/>
+          <w:sz w:val="18"/>
+          <w:szCs w:val="18"/>
+          <w14:ligatures w14:val="none"/>
+        </w:rPr>
+        <w:t>locust</w:t>
+      </w:r>
+      <w:r>
+        <w:rPr>
+          <w:rFonts w:ascii="Consolas" w:eastAsia="Times New Roman" w:hAnsi="Consolas" w:cs="Courier New"/>
+          <w:color w:val="BBBBBB"/>
+          <w:kern w:val="0"/>
+          <w:sz w:val="18"/>
+          <w:szCs w:val="18"/>
+          <w14:ligatures w14:val="none"/>
+        </w:rPr>
+        <w:t xml:space="preserve"> </w:t>
+      </w:r>
+      <w:r>
+        <w:rPr>
+          <w:rFonts w:ascii="Consolas" w:eastAsia="Times New Roman" w:hAnsi="Consolas" w:cs="Courier New"/>
+          <w:color w:val="404040"/>
+          <w:kern w:val="0"/>
+          <w:sz w:val="18"/>
+          <w:szCs w:val="18"/>
+          <w14:ligatures w14:val="none"/>
+        </w:rPr>
+        <w:t>--config-users</w:t>
+      </w:r>
+      <w:r>
+        <w:rPr>
+          <w:rFonts w:ascii="Consolas" w:eastAsia="Times New Roman" w:hAnsi="Consolas" w:cs="Courier New"/>
+          <w:color w:val="BBBBBB"/>
+          <w:kern w:val="0"/>
+          <w:sz w:val="18"/>
+          <w:szCs w:val="18"/>
+          <w14:ligatures w14:val="none"/>
+        </w:rPr>
+        <w:t xml:space="preserve"> </w:t>
+      </w:r>
+      <w:r>
+        <w:rPr>
+          <w:rFonts w:ascii="Consolas" w:eastAsia="Times New Roman" w:hAnsi="Consolas" w:cs="Courier New"/>
+          <w:color w:val="BA2121"/>
+          <w:kern w:val="0"/>
+          <w:sz w:val="18"/>
+          <w:szCs w:val="18"/>
+          <w14:ligatures w14:val="none"/>
+        </w:rPr>
+        <w:t>'[{"user_class_name": "Example", "fixed_count": 1}, {"user_class_name": "ExampleTwo", "fixed_count": 2}]'</w:t>
+      </w:r>
+    </w:p>
+    <w:p>
+      <w:pPr>
+        <w:shd w:val="clear" w:color="auto" w:fill="F8F8F8"/>
+        <w:tabs>
+          <w:tab w:val="left" w:pos="916"/>
+          <w:tab w:val="left" w:pos="1832"/>
+          <w:tab w:val="left" w:pos="2748"/>
+          <w:tab w:val="left" w:pos="3664"/>
+          <w:tab w:val="left" w:pos="4580"/>
+          <w:tab w:val="left" w:pos="5496"/>
+          <w:tab w:val="left" w:pos="6412"/>
+          <w:tab w:val="left" w:pos="7328"/>
+          <w:tab w:val="left" w:pos="8244"/>
+          <w:tab w:val="left" w:pos="9160"/>
+          <w:tab w:val="left" w:pos="10076"/>
+          <w:tab w:val="left" w:pos="10992"/>
+          <w:tab w:val="left" w:pos="11908"/>
+          <w:tab w:val="left" w:pos="12824"/>
+          <w:tab w:val="left" w:pos="13740"/>
+          <w:tab w:val="left" w:pos="14656"/>
+        </w:tabs>
+        <w:spacing w:after="0" w:line="240" w:lineRule="auto"/>
+        <w:rPr>
+          <w:rFonts w:ascii="Consolas" w:eastAsia="Times New Roman" w:hAnsi="Consolas" w:cs="Courier New"/>
+          <w:color w:val="404040"/>
+          <w:kern w:val="0"/>
+          <w:sz w:val="18"/>
+          <w:szCs w:val="18"/>
+          <w14:ligatures w14:val="none"/>
+        </w:rPr>
+      </w:pPr>
+      <w:r>
+        <w:rPr>
+          <w:rFonts w:ascii="Consolas" w:eastAsia="Times New Roman" w:hAnsi="Consolas" w:cs="Courier New"/>
+          <w:color w:val="404040"/>
+          <w:kern w:val="0"/>
+          <w:sz w:val="18"/>
+          <w:szCs w:val="18"/>
+          <w14:ligatures w14:val="none"/>
+        </w:rPr>
+        <w:t>locust</w:t>
+      </w:r>
+      <w:r>
+        <w:rPr>
+          <w:rFonts w:ascii="Consolas" w:eastAsia="Times New Roman" w:hAnsi="Consolas" w:cs="Courier New"/>
+          <w:color w:val="BBBBBB"/>
+          <w:kern w:val="0"/>
+          <w:sz w:val="18"/>
+          <w:szCs w:val="18"/>
+          <w14:ligatures w14:val="none"/>
+        </w:rPr>
+        <w:t xml:space="preserve"> </w:t>
+      </w:r>
+      <w:r>
+        <w:rPr>
+          <w:rFonts w:ascii="Consolas" w:eastAsia="Times New Roman" w:hAnsi="Consolas" w:cs="Courier New"/>
+          <w:color w:val="404040"/>
+          <w:kern w:val="0"/>
+          <w:sz w:val="18"/>
+          <w:szCs w:val="18"/>
+          <w14:ligatures w14:val="none"/>
+        </w:rPr>
+        <w:t>--config-users</w:t>
+      </w:r>
+      <w:r>
+        <w:rPr>
+          <w:rFonts w:ascii="Consolas" w:eastAsia="Times New Roman" w:hAnsi="Consolas" w:cs="Courier New"/>
+          <w:color w:val="BBBBBB"/>
+          <w:kern w:val="0"/>
+          <w:sz w:val="18"/>
+          <w:szCs w:val="18"/>
+          <w14:ligatures w14:val="none"/>
+        </w:rPr>
+        <w:t xml:space="preserve"> </w:t>
+      </w:r>
+      <w:r>
+        <w:rPr>
+          <w:rFonts w:ascii="Consolas" w:eastAsia="Times New Roman" w:hAnsi="Consolas" w:cs="Courier New"/>
+          <w:color w:val="404040"/>
+          <w:kern w:val="0"/>
+          <w:sz w:val="18"/>
+          <w:szCs w:val="18"/>
+          <w14:ligatures w14:val="none"/>
+        </w:rPr>
+        <w:t>my_user_config.json</w:t>
+      </w:r>
+    </w:p>
+    <w:p>
+      <w:pPr>
+        <w:ind w:left="720" w:firstLine="720"/>
+      </w:pPr>
+      <w:r>
+        <w:t>================================================</w:t>
+      </w:r>
+    </w:p>
+    <w:p>
+      <w:r>
+        <w:lastRenderedPageBreak/>
+        <w:drawing>
+          <wp:inline distT="0" distB="0" distL="0" distR="0" wp14:anchorId="23E7322C" wp14:editId="1493813C">
+            <wp:extent cx="5943600" cy="1325880"/>
+            <wp:effectExtent l="0" t="0" r="0" b="7620"/>
+            <wp:docPr id="49326465" name="Picture 1"/>
+            <wp:cNvGraphicFramePr>
+              <a:graphicFrameLocks xmlns:a="http://schemas.openxmlformats.org/drawingml/2006/main" noChangeAspect="1"/>
+            </wp:cNvGraphicFramePr>
+            <a:graphic xmlns:a="http://schemas.openxmlformats.org/drawingml/2006/main">
+              <a:graphicData uri="http://schemas.openxmlformats.org/drawingml/2006/picture">
+                <pic:pic xmlns:pic="http://schemas.openxmlformats.org/drawingml/2006/picture">
+                  <pic:nvPicPr>
+                    <pic:cNvPr id="49326465" name=""/>
+                    <pic:cNvPicPr/>
+                  </pic:nvPicPr>
+                  <pic:blipFill>
+                    <a:blip r:embed="rId22"/>
+                    <a:stretch>
+                      <a:fillRect/>
+                    </a:stretch>
+                  </pic:blipFill>
+                  <pic:spPr>
+                    <a:xfrm>
+                      <a:off x="0" y="0"/>
+                      <a:ext cx="5943600" cy="1325880"/>
+                    </a:xfrm>
+                    <a:prstGeom prst="rect">
+                      <a:avLst/>
+                    </a:prstGeom>
+                  </pic:spPr>
+                </pic:pic>
+              </a:graphicData>
+            </a:graphic>
+          </wp:inline>
+        </w:drawing>
       </w:r>
     </w:p>
     <w:sectPr>
@@ -832,7 +3468,6 @@
   <w:style w:type="character" w:default="1" w:styleId="DefaultParagraphFont">
     <w:name w:val="Default Paragraph Font"/>
     <w:uiPriority w:val="1"/>
-    <w:semiHidden/>
     <w:unhideWhenUsed/>
   </w:style>
   <w:style w:type="table" w:default="1" w:styleId="TableNormal">
@@ -1144,6 +3779,29 @@
       <w:smallCaps/>
       <w:color w:val="0F4761" w:themeColor="accent1" w:themeShade="BF"/>
       <w:spacing w:val="5"/>
+    </w:rPr>
+  </w:style>
+  <w:style w:type="character" w:styleId="Hyperlink">
+    <w:name w:val="Hyperlink"/>
+    <w:basedOn w:val="DefaultParagraphFont"/>
+    <w:uiPriority w:val="99"/>
+    <w:unhideWhenUsed/>
+    <w:rsid w:val="00020DD8"/>
+    <w:rPr>
+      <w:color w:val="467886" w:themeColor="hyperlink"/>
+      <w:u w:val="single"/>
+    </w:rPr>
+  </w:style>
+  <w:style w:type="character" w:styleId="UnresolvedMention">
+    <w:name w:val="Unresolved Mention"/>
+    <w:basedOn w:val="DefaultParagraphFont"/>
+    <w:uiPriority w:val="99"/>
+    <w:semiHidden/>
+    <w:unhideWhenUsed/>
+    <w:rsid w:val="00020DD8"/>
+    <w:rPr>
+      <w:color w:val="605E5C"/>
+      <w:shd w:val="clear" w:color="auto" w:fill="E1DFDD"/>
     </w:rPr>
   </w:style>
 </w:styles>
